--- a/docs/content/study_design_sampling/study_design_sampling_activity.docx
+++ b/docs/content/study_design_sampling/study_design_sampling_activity.docx
@@ -122,6 +122,158 @@
         <w:pStyle w:val="BlockText"/>
       </w:pPr>
       <w:r>
+        <w:rPr>
+          <w:b/>
+          <w:bCs/>
+        </w:rPr>
+        <w:t xml:space="preserve">Every grey</w:t>
+      </w:r>
+      <w:r>
+        <w:rPr>
+          <w:b/>
+          <w:bCs/>
+        </w:rPr>
+        <w:t xml:space="preserve"> </w:t>
+      </w:r>
+      <w:r>
+        <w:rPr>
+          <w:rStyle w:val="VerbatimChar"/>
+          <w:b/>
+          <w:bCs/>
+        </w:rPr>
+        <w:t xml:space="preserve">r</w:t>
+      </w:r>
+      <w:r>
+        <w:rPr>
+          <w:b/>
+          <w:bCs/>
+        </w:rPr>
+        <w:t xml:space="preserve"> </w:t>
+      </w:r>
+      <w:r>
+        <w:rPr>
+          <w:b/>
+          <w:bCs/>
+        </w:rPr>
+        <w:t xml:space="preserve">box below is code you type into an R script — not into the Console.</w:t>
+      </w:r>
+      <w:r>
+        <w:t xml:space="preserve"> </w:t>
+      </w:r>
+      <w:r>
+        <w:t xml:space="preserve">Before you start:</w:t>
+      </w:r>
+      <w:r>
+        <w:t xml:space="preserve"> </w:t>
+      </w:r>
+      <w:r>
+        <w:rPr>
+          <w:b/>
+          <w:bCs/>
+        </w:rPr>
+        <w:t xml:space="preserve">File → New File → R Script</w:t>
+      </w:r>
+      <w:r>
+        <w:t xml:space="preserve">, and save it as</w:t>
+      </w:r>
+      <w:r>
+        <w:t xml:space="preserve"> </w:t>
+      </w:r>
+      <w:r>
+        <w:rPr>
+          <w:rStyle w:val="VerbatimChar"/>
+        </w:rPr>
+        <w:t xml:space="preserve">09_study_design_sampling.R</w:t>
+      </w:r>
+      <w:r>
+        <w:t xml:space="preserve"> </w:t>
+      </w:r>
+      <w:r>
+        <w:t xml:space="preserve">in your project’s</w:t>
+      </w:r>
+      <w:r>
+        <w:t xml:space="preserve"> </w:t>
+      </w:r>
+      <w:r>
+        <w:rPr>
+          <w:rStyle w:val="VerbatimChar"/>
+        </w:rPr>
+        <w:t xml:space="preserve">scripts/</w:t>
+      </w:r>
+      <w:r>
+        <w:t xml:space="preserve"> </w:t>
+      </w:r>
+      <w:r>
+        <w:t xml:space="preserve">folder. Then work down the worksheet, adding each block to the bottom of that one script, in order.</w:t>
+      </w:r>
+    </w:p>
+    <w:p>
+      <w:pPr>
+        <w:pStyle w:val="BlockText"/>
+      </w:pPr>
+      <w:r>
+        <w:rPr>
+          <w:b/>
+          <w:bCs/>
+        </w:rPr>
+        <w:t xml:space="preserve">Type the</w:t>
+      </w:r>
+      <w:r>
+        <w:rPr>
+          <w:b/>
+          <w:bCs/>
+        </w:rPr>
+        <w:t xml:space="preserve"> </w:t>
+      </w:r>
+      <w:r>
+        <w:rPr>
+          <w:rStyle w:val="VerbatimChar"/>
+          <w:b/>
+          <w:bCs/>
+        </w:rPr>
+        <w:t xml:space="preserve"># ── Part …</w:t>
+      </w:r>
+      <w:r>
+        <w:rPr>
+          <w:b/>
+          <w:bCs/>
+        </w:rPr>
+        <w:t xml:space="preserve"> </w:t>
+      </w:r>
+      <w:r>
+        <w:rPr>
+          <w:b/>
+          <w:bCs/>
+        </w:rPr>
+        <w:t xml:space="preserve">header comment at the top of each block, too.</w:t>
+      </w:r>
+      <w:r>
+        <w:t xml:space="preserve"> </w:t>
+      </w:r>
+      <w:r>
+        <w:t xml:space="preserve">Those comment lines are not decoration — they are how your script stays navigable, how you find your way back to a block that broke, and how I find your work when I read your script. A block with no header comment is a block I cannot place. In RStudio they also show up in the document outline (the</w:t>
+      </w:r>
+      <w:r>
+        <w:t xml:space="preserve"> </w:t>
+      </w:r>
+      <w:r>
+        <w:rPr>
+          <w:rStyle w:val="VerbatimChar"/>
+        </w:rPr>
+        <w:t xml:space="preserve">≡</w:t>
+      </w:r>
+      <w:r>
+        <w:t xml:space="preserve"> </w:t>
+      </w:r>
+      <w:r>
+        <w:t xml:space="preserve">button at the bottom-left of the editor) so you can jump straight to any part.</w:t>
+      </w:r>
+    </w:p>
+    <w:p>
+      <w:pPr>
+        <w:pStyle w:val="BlockText"/>
+      </w:pPr>
+      <w:r>
         <w:t xml:space="preserve">This worksheet uses a</w:t>
       </w:r>
       <w:r>
@@ -176,6 +328,15 @@
       </w:pPr>
       <w:r>
         <w:rPr>
+          <w:rStyle w:val="CommentTok"/>
+        </w:rPr>
+        <w:t xml:space="preserve"># ── Part 1.1 · Setup and the Research Question ──────────────────────────</w:t>
+      </w:r>
+      <w:r>
+        <w:br/>
+      </w:r>
+      <w:r>
+        <w:rPr>
           <w:rStyle w:val="FunctionTok"/>
         </w:rPr>
         <w:t xml:space="preserve">library</w:t>
@@ -376,6 +537,15 @@
         <w:rPr>
           <w:rStyle w:val="CommentTok"/>
         </w:rPr>
+        <w:t xml:space="preserve"># ── Part 2.1 · Study Design ─────────────────────────────────────────────</w:t>
+      </w:r>
+      <w:r>
+        <w:br/>
+      </w:r>
+      <w:r>
+        <w:rPr>
+          <w:rStyle w:val="CommentTok"/>
+        </w:rPr>
         <w:t xml:space="preserve"># ADJUST THESE VARIABLES TO EXPLORE DIFFERENT SCENARIOS:</w:t>
       </w:r>
       <w:r>
@@ -1283,6 +1453,15 @@
       <w:pPr>
         <w:pStyle w:val="SourceCode"/>
       </w:pPr>
+      <w:r>
+        <w:rPr>
+          <w:rStyle w:val="CommentTok"/>
+        </w:rPr>
+        <w:t xml:space="preserve"># ── Part 2.2 · Study Design ─────────────────────────────────────────────</w:t>
+      </w:r>
+      <w:r>
+        <w:br/>
+      </w:r>
       <w:r>
         <w:rPr>
           <w:rStyle w:val="NormalTok"/>
@@ -2332,6 +2511,15 @@
               <w:rPr>
                 <w:rStyle w:val="CommentTok"/>
               </w:rPr>
+              <w:t xml:space="preserve"># ── Part 2.3 · Study Design ─────────────────────────────────────────────</w:t>
+            </w:r>
+            <w:r>
+              <w:br/>
+            </w:r>
+            <w:r>
+              <w:rPr>
+                <w:rStyle w:val="CommentTok"/>
+              </w:rPr>
               <w:t xml:space="preserve"># Write your code here:</w:t>
             </w:r>
           </w:p>
@@ -2483,6 +2671,15 @@
         <w:rPr>
           <w:rStyle w:val="CommentTok"/>
         </w:rPr>
+        <w:t xml:space="preserve"># ── Part 3.1 · Replication Issues ───────────────────────────────────────</w:t>
+      </w:r>
+      <w:r>
+        <w:br/>
+      </w:r>
+      <w:r>
+        <w:rPr>
+          <w:rStyle w:val="CommentTok"/>
+        </w:rPr>
         <w:t xml:space="preserve"># This ignores that fish within a stream may be similar</w:t>
       </w:r>
       <w:r>
@@ -2574,6 +2771,15 @@
       <w:pPr>
         <w:pStyle w:val="SourceCode"/>
       </w:pPr>
+      <w:r>
+        <w:rPr>
+          <w:rStyle w:val="CommentTok"/>
+        </w:rPr>
+        <w:t xml:space="preserve"># ── Part 3.2 · Replication Issues ───────────────────────────────────────</w:t>
+      </w:r>
+      <w:r>
+        <w:br/>
+      </w:r>
       <w:r>
         <w:rPr>
           <w:rStyle w:val="NormalTok"/>
@@ -3116,6 +3322,15 @@
               <w:rPr>
                 <w:rStyle w:val="CommentTok"/>
               </w:rPr>
+              <w:t xml:space="preserve"># ── Part 3.3 · Replication Issues ───────────────────────────────────────</w:t>
+            </w:r>
+            <w:r>
+              <w:br/>
+            </w:r>
+            <w:r>
+              <w:rPr>
+                <w:rStyle w:val="CommentTok"/>
+              </w:rPr>
               <w:t xml:space="preserve"># Write your code here:</w:t>
             </w:r>
           </w:p>
@@ -3172,6 +3387,15 @@
       </w:pPr>
       <w:r>
         <w:rPr>
+          <w:rStyle w:val="CommentTok"/>
+        </w:rPr>
+        <w:t xml:space="preserve"># ── Part 4.1 · Power Analysis ───────────────────────────────────────────</w:t>
+      </w:r>
+      <w:r>
+        <w:br/>
+      </w:r>
+      <w:r>
+        <w:rPr>
           <w:rStyle w:val="NormalTok"/>
         </w:rPr>
         <w:t xml:space="preserve">above_mean </w:t>
@@ -3342,6 +3566,15 @@
       </w:pPr>
       <w:r>
         <w:rPr>
+          <w:rStyle w:val="CommentTok"/>
+        </w:rPr>
+        <w:t xml:space="preserve"># ── Part 4.2 · Power Analysis ───────────────────────────────────────────</w:t>
+      </w:r>
+      <w:r>
+        <w:br/>
+      </w:r>
+      <w:r>
+        <w:rPr>
           <w:rStyle w:val="NormalTok"/>
         </w:rPr>
         <w:t xml:space="preserve">power_result </w:t>
@@ -3572,6 +3805,15 @@
       </w:pPr>
       <w:r>
         <w:rPr>
+          <w:rStyle w:val="CommentTok"/>
+        </w:rPr>
+        <w:t xml:space="preserve"># ── Part 4.3 · Power Analysis ───────────────────────────────────────────</w:t>
+      </w:r>
+      <w:r>
+        <w:br/>
+      </w:r>
+      <w:r>
+        <w:rPr>
           <w:rStyle w:val="NormalTok"/>
         </w:rPr>
         <w:t xml:space="preserve">power_curve_df </w:t>
@@ -4349,6 +4591,15 @@
       <w:pPr>
         <w:pStyle w:val="SourceCode"/>
       </w:pPr>
+      <w:r>
+        <w:rPr>
+          <w:rStyle w:val="CommentTok"/>
+        </w:rPr>
+        <w:t xml:space="preserve"># ── Part 4.4 · Power Analysis ───────────────────────────────────────────</w:t>
+      </w:r>
+      <w:r>
+        <w:br/>
+      </w:r>
       <w:r>
         <w:rPr>
           <w:rStyle w:val="NormalTok"/>
@@ -4917,6 +5168,15 @@
               <w:rPr>
                 <w:rStyle w:val="CommentTok"/>
               </w:rPr>
+              <w:t xml:space="preserve"># ── Part 4.5 · Power Analysis ───────────────────────────────────────────</w:t>
+            </w:r>
+            <w:r>
+              <w:br/>
+            </w:r>
+            <w:r>
+              <w:rPr>
+                <w:rStyle w:val="CommentTok"/>
+              </w:rPr>
               <w:t xml:space="preserve"># Write your code here:</w:t>
             </w:r>
           </w:p>
@@ -4932,7 +5192,7 @@
       </w:r>
     </w:p>
     <w:bookmarkEnd w:id="21"/>
-    <w:bookmarkStart w:id="24" w:name="part-5-post-hoc-power-analysis"/>
+    <w:bookmarkStart w:id="27" w:name="part-5-post-hoc-power-analysis"/>
     <w:p>
       <w:pPr>
         <w:pStyle w:val="Heading1"/>
@@ -4967,6 +5227,15 @@
       </w:pPr>
       <w:r>
         <w:rPr>
+          <w:rStyle w:val="CommentTok"/>
+        </w:rPr>
+        <w:t xml:space="preserve"># ── Part 5.1 · Post-Hoc Power Analysis ──────────────────────────────────</w:t>
+      </w:r>
+      <w:r>
+        <w:br/>
+      </w:r>
+      <w:r>
+        <w:rPr>
           <w:rStyle w:val="NormalTok"/>
         </w:rPr>
         <w:t xml:space="preserve">observed_above </w:t>
@@ -5204,6 +5473,15 @@
       <w:pPr>
         <w:pStyle w:val="SourceCode"/>
       </w:pPr>
+      <w:r>
+        <w:rPr>
+          <w:rStyle w:val="CommentTok"/>
+        </w:rPr>
+        <w:t xml:space="preserve"># ── Part 5.2 · Post-Hoc Power Analysis ──────────────────────────────────</w:t>
+      </w:r>
+      <w:r>
+        <w:br/>
+      </w:r>
       <w:r>
         <w:rPr>
           <w:rStyle w:val="NormalTok"/>
@@ -5417,10 +5695,10 @@
         <w:tblStyle w:val="Table"/>
         <w:tblLook w:firstRow="0" w:lastRow="0" w:firstColumn="0" w:lastColumn="0" w:noHBand="0" w:noVBand="0" w:val="0000"/>
         <w:tblBorders>
-          <w:top w:val="single" w:sz="4" w:space="0" w:color="00A047"/>
-          <w:left w:val="single" w:sz="24" w:space="0" w:color="00A047"/>
-          <w:bottom w:val="single" w:sz="4" w:space="0" w:color="00A047"/>
-          <w:right w:val="single" w:sz="4" w:space="0" w:color="00A047"/>
+          <w:top w:val="single" w:sz="4" w:space="0" w:color="CC1914"/>
+          <w:left w:val="single" w:sz="24" w:space="0" w:color="CC1914"/>
+          <w:bottom w:val="single" w:sz="4" w:space="0" w:color="CC1914"/>
+          <w:right w:val="single" w:sz="4" w:space="0" w:color="CC1914"/>
         </w:tblBorders>
         <w:tblCellMar>
           <w:left w:w="144" w:type="dxa"/>
@@ -5434,7 +5712,7 @@
         </w:trPr>
         <w:tc>
           <w:tcPr>
-            <w:shd w:color="auto" w:fill="ccf1e3" w:val="clear"/>
+            <w:shd w:color="auto" w:fill="f7dddc" w:val="clear"/>
             <w:tcMar>
               <w:top w:w="92" w:type="dxa"/>
               <w:bottom w:w="92" w:type="dxa"/>
@@ -5453,18 +5731,18 @@
                 <wp:inline>
                   <wp:extent cx="152400" cy="152400"/>
                   <wp:effectExtent b="0" l="0" r="0" t="0"/>
-                  <wp:docPr descr="" title="" id="22" name="Picture"/>
+                  <wp:docPr descr="" title="" id="23" name="Picture"/>
                   <a:graphic>
                     <a:graphicData uri="http://schemas.openxmlformats.org/drawingml/2006/picture">
                       <pic:pic>
                         <pic:nvPicPr>
-                          <pic:cNvPr descr="/Applications/Positron.app/Contents/Resources/app/quarto/share/formats/docx/tip.png" id="23" name="Picture"/>
+                          <pic:cNvPr descr="/Applications/Positron.app/Contents/Resources/app/quarto/share/formats/docx/important.png" id="24" name="Picture"/>
                           <pic:cNvPicPr>
                             <a:picLocks noChangeArrowheads="1" noChangeAspect="1"/>
                           </pic:cNvPicPr>
                         </pic:nvPicPr>
                         <pic:blipFill>
-                          <a:blip r:embed="rId12"/>
+                          <a:blip r:embed="rId22"/>
                           <a:stretch>
                             <a:fillRect/>
                           </a:stretch>
@@ -5497,7 +5775,7 @@
               <w:t xml:space="preserve"> </w:t>
             </w:r>
             <w:r>
-              <w:t xml:space="preserve">Tip</w:t>
+              <w:t xml:space="preserve">Important</w:t>
             </w:r>
           </w:p>
         </w:tc>
@@ -5525,7 +5803,45 @@
                 <w:b/>
                 <w:bCs/>
               </w:rPr>
-              <w:t xml:space="preserve">🚀 If you finish early:</w:t>
+              <w:t xml:space="preserve">⚠️ Careful — this is</w:t>
+            </w:r>
+            <w:r>
+              <w:rPr>
+                <w:b/>
+                <w:bCs/>
+              </w:rPr>
+              <w:t xml:space="preserve"> </w:t>
+            </w:r>
+            <w:r>
+              <w:rPr>
+                <w:b/>
+                <w:bCs/>
+                <w:i/>
+                <w:iCs/>
+              </w:rPr>
+              <w:t xml:space="preserve">observed</w:t>
+            </w:r>
+            <w:r>
+              <w:rPr>
+                <w:b/>
+                <w:bCs/>
+              </w:rPr>
+              <w:t xml:space="preserve"> </w:t>
+            </w:r>
+            <w:r>
+              <w:rPr>
+                <w:b/>
+                <w:bCs/>
+              </w:rPr>
+              <w:t xml:space="preserve">power</w:t>
+            </w:r>
+          </w:p>
+          <w:p>
+            <w:pPr>
+              <w:pStyle w:val="BodyText"/>
+            </w:pPr>
+            <w:r>
+              <w:t xml:space="preserve">We just computed power using</w:t>
             </w:r>
             <w:r>
               <w:t xml:space="preserve"> </w:t>
@@ -5534,13 +5850,96 @@
               <w:rPr>
                 <w:rStyle w:val="VerbatimChar"/>
               </w:rPr>
-              <w:t xml:space="preserve">actual_power</w:t>
+              <w:t xml:space="preserve">observed_effect</w:t>
+            </w:r>
+            <w:r>
+              <w:t xml:space="preserve">, the effect size from</w:t>
             </w:r>
             <w:r>
               <w:t xml:space="preserve"> </w:t>
             </w:r>
             <w:r>
-              <w:t xml:space="preserve">used</w:t>
+              <w:rPr>
+                <w:b/>
+                <w:bCs/>
+              </w:rPr>
+              <w:t xml:space="preserve">this very sample</w:t>
+            </w:r>
+            <w:r>
+              <w:t xml:space="preserve">. That number is a mathematical re-expression of the p-value you already have: a small p always gives high observed power, a large p always gives low observed power. It cannot tell you anything the p-value did not.</w:t>
+            </w:r>
+          </w:p>
+          <w:p>
+            <w:pPr>
+              <w:pStyle w:val="BodyText"/>
+            </w:pPr>
+            <w:r>
+              <w:t xml:space="preserve">Use it the way we did in the Power lecture — as an</w:t>
+            </w:r>
+            <w:r>
+              <w:t xml:space="preserve"> </w:t>
+            </w:r>
+            <w:r>
+              <w:rPr>
+                <w:b/>
+                <w:bCs/>
+              </w:rPr>
+              <w:t xml:space="preserve">input to planning the next study</w:t>
+            </w:r>
+            <w:r>
+              <w:t xml:space="preserve">. Do not use it to argue</w:t>
+            </w:r>
+            <w:r>
+              <w:t xml:space="preserve"> </w:t>
+            </w:r>
+            <w:r>
+              <w:t xml:space="preserve">“our result was non-significant</w:t>
+            </w:r>
+            <w:r>
+              <w:t xml:space="preserve"> </w:t>
+            </w:r>
+            <w:r>
+              <w:rPr>
+                <w:i/>
+                <w:iCs/>
+              </w:rPr>
+              <w:t xml:space="preserve">because</w:t>
+            </w:r>
+            <w:r>
+              <w:t xml:space="preserve"> </w:t>
+            </w:r>
+            <w:r>
+              <w:t xml:space="preserve">we had low power,”</w:t>
+            </w:r>
+            <w:r>
+              <w:t xml:space="preserve"> </w:t>
+            </w:r>
+            <w:r>
+              <w:t xml:space="preserve">which is circular.</w:t>
+            </w:r>
+          </w:p>
+          <w:p>
+            <w:pPr>
+              <w:pStyle w:val="BodyText"/>
+            </w:pPr>
+            <w:r>
+              <w:t xml:space="preserve">✏️</w:t>
+            </w:r>
+            <w:r>
+              <w:t xml:space="preserve"> </w:t>
+            </w:r>
+            <w:r>
+              <w:rPr>
+                <w:b/>
+                <w:bCs/>
+              </w:rPr>
+              <w:t xml:space="preserve">Your turn:</w:t>
+            </w:r>
+            <w:r>
+              <w:t xml:space="preserve"> </w:t>
+            </w:r>
+            <w:r>
+              <w:t xml:space="preserve">Redo the calculation for an effect size you decide in advance is biologically meaningful — say</w:t>
             </w:r>
             <w:r>
               <w:t xml:space="preserve"> </w:t>
@@ -5549,58 +5948,23 @@
               <w:rPr>
                 <w:rStyle w:val="VerbatimChar"/>
               </w:rPr>
-              <w:t xml:space="preserve">n = 6</w:t>
+              <w:t xml:space="preserve">d = 0.8</w:t>
             </w:r>
             <w:r>
               <w:t xml:space="preserve"> </w:t>
             </w:r>
             <w:r>
-              <w:t xml:space="preserve">hardcoded. Replace it with</w:t>
+              <w:t xml:space="preserve">— instead of the observed one. That answers a real question:</w:t>
             </w:r>
             <w:r>
               <w:t xml:space="preserve"> </w:t>
             </w:r>
             <w:r>
               <w:rPr>
-                <w:rStyle w:val="VerbatimChar"/>
+                <w:i/>
+                <w:iCs/>
               </w:rPr>
-              <w:t xml:space="preserve">n = n_streams</w:t>
-            </w:r>
-            <w:r>
-              <w:t xml:space="preserve"> </w:t>
-            </w:r>
-            <w:r>
-              <w:t xml:space="preserve">so it automatically matches whatever you set in Part 2. Rerun Part 2 with</w:t>
-            </w:r>
-            <w:r>
-              <w:t xml:space="preserve"> </w:t>
-            </w:r>
-            <w:r>
-              <w:rPr>
-                <w:rStyle w:val="VerbatimChar"/>
-              </w:rPr>
-              <w:t xml:space="preserve">n_streams &lt;- 10</w:t>
-            </w:r>
-            <w:r>
-              <w:t xml:space="preserve"> </w:t>
-            </w:r>
-            <w:r>
-              <w:t xml:space="preserve">and confirm</w:t>
-            </w:r>
-            <w:r>
-              <w:t xml:space="preserve"> </w:t>
-            </w:r>
-            <w:r>
-              <w:rPr>
-                <w:rStyle w:val="VerbatimChar"/>
-              </w:rPr>
-              <w:t xml:space="preserve">actual_power</w:t>
-            </w:r>
-            <w:r>
-              <w:t xml:space="preserve"> </w:t>
-            </w:r>
-            <w:r>
-              <w:t xml:space="preserve">updates accordingly.</w:t>
+              <w:t xml:space="preserve">could this design have detected an effect worth caring about?</w:t>
             </w:r>
           </w:p>
           <w:p>
@@ -5611,6 +5975,15 @@
               <w:rPr>
                 <w:rStyle w:val="CommentTok"/>
               </w:rPr>
+              <w:t xml:space="preserve"># ── Part 5.3 · Post-Hoc Power Analysis ──────────────────────────────────</w:t>
+            </w:r>
+            <w:r>
+              <w:br/>
+            </w:r>
+            <w:r>
+              <w:rPr>
+                <w:rStyle w:val="CommentTok"/>
+              </w:rPr>
               <w:t xml:space="preserve"># Write your code here:</w:t>
             </w:r>
           </w:p>
@@ -5619,696 +5992,11 @@
       </w:tr>
     </w:tbl>
     <w:p>
-      <w:r>
-        <w:pict>
-          <v:rect style="width:0;height:1.5pt" o:hralign="center" o:hrstd="t" o:hr="t"/>
-        </w:pict>
-      </w:r>
-    </w:p>
-    <w:bookmarkEnd w:id="24"/>
-    <w:bookmarkStart w:id="27" w:name="part-6-alternative-analysis-approaches"/>
-    <w:p>
-      <w:pPr>
-        <w:pStyle w:val="Heading1"/>
-      </w:pPr>
-      <w:r>
-        <w:t xml:space="preserve">Part 6 · Alternative Analysis Approaches</w:t>
-      </w:r>
-    </w:p>
-    <w:p>
       <w:pPr>
         <w:pStyle w:val="FirstParagraph"/>
       </w:pPr>
       <w:r>
-        <w:rPr>
-          <w:b/>
-          <w:bCs/>
-        </w:rPr>
-        <w:t xml:space="preserve">▶ Run this</w:t>
-      </w:r>
-      <w:r>
-        <w:t xml:space="preserve"> </w:t>
-      </w:r>
-      <w:r>
-        <w:t xml:space="preserve">— what if we ignored the stream pairing?</w:t>
-      </w:r>
-    </w:p>
-    <w:p>
-      <w:pPr>
-        <w:pStyle w:val="SourceCode"/>
-      </w:pPr>
-      <w:r>
-        <w:rPr>
-          <w:rStyle w:val="NormalTok"/>
-        </w:rPr>
-        <w:t xml:space="preserve">unpaired_test </w:t>
-      </w:r>
-      <w:r>
-        <w:rPr>
-          <w:rStyle w:val="OtherTok"/>
-        </w:rPr>
-        <w:t xml:space="preserve">&lt;-</w:t>
-      </w:r>
-      <w:r>
-        <w:rPr>
-          <w:rStyle w:val="NormalTok"/>
-        </w:rPr>
-        <w:t xml:space="preserve"> </w:t>
-      </w:r>
-      <w:r>
-        <w:rPr>
-          <w:rStyle w:val="FunctionTok"/>
-        </w:rPr>
-        <w:t xml:space="preserve">t.test</w:t>
-      </w:r>
-      <w:r>
-        <w:rPr>
-          <w:rStyle w:val="NormalTok"/>
-        </w:rPr>
-        <w:t xml:space="preserve">(mean_mass </w:t>
-      </w:r>
-      <w:r>
-        <w:rPr>
-          <w:rStyle w:val="SpecialCharTok"/>
-        </w:rPr>
-        <w:t xml:space="preserve">~</w:t>
-      </w:r>
-      <w:r>
-        <w:rPr>
-          <w:rStyle w:val="NormalTok"/>
-        </w:rPr>
-        <w:t xml:space="preserve"> position, </w:t>
-      </w:r>
-      <w:r>
-        <w:rPr>
-          <w:rStyle w:val="AttributeTok"/>
-        </w:rPr>
-        <w:t xml:space="preserve">data =</w:t>
-      </w:r>
-      <w:r>
-        <w:rPr>
-          <w:rStyle w:val="NormalTok"/>
-        </w:rPr>
-        <w:t xml:space="preserve"> stream_means)</w:t>
-      </w:r>
-      <w:r>
-        <w:br/>
-      </w:r>
-      <w:r>
-        <w:rPr>
-          <w:rStyle w:val="NormalTok"/>
-        </w:rPr>
-        <w:t xml:space="preserve">unpaired_test</w:t>
-      </w:r>
-    </w:p>
-    <w:p>
-      <w:pPr>
-        <w:pStyle w:val="FirstParagraph"/>
-      </w:pPr>
-      <w:r>
-        <w:rPr>
-          <w:b/>
-          <w:bCs/>
-        </w:rPr>
-        <w:t xml:space="preserve">▶ Run this</w:t>
-      </w:r>
-      <w:r>
-        <w:t xml:space="preserve"> </w:t>
-      </w:r>
-      <w:r>
-        <w:t xml:space="preserve">— summary statistics at both levels:</w:t>
-      </w:r>
-    </w:p>
-    <w:p>
-      <w:pPr>
-        <w:pStyle w:val="SourceCode"/>
-      </w:pPr>
-      <w:r>
-        <w:rPr>
-          <w:rStyle w:val="CommentTok"/>
-        </w:rPr>
-        <w:t xml:space="preserve"># By individual fish (the WRONG level of replication)</w:t>
-      </w:r>
-      <w:r>
-        <w:br/>
-      </w:r>
-      <w:r>
-        <w:rPr>
-          <w:rStyle w:val="NormalTok"/>
-        </w:rPr>
-        <w:t xml:space="preserve">summary_df </w:t>
-      </w:r>
-      <w:r>
-        <w:rPr>
-          <w:rStyle w:val="OtherTok"/>
-        </w:rPr>
-        <w:t xml:space="preserve">&lt;-</w:t>
-      </w:r>
-      <w:r>
-        <w:rPr>
-          <w:rStyle w:val="NormalTok"/>
-        </w:rPr>
-        <w:t xml:space="preserve"> f_df </w:t>
-      </w:r>
-      <w:r>
-        <w:rPr>
-          <w:rStyle w:val="SpecialCharTok"/>
-        </w:rPr>
-        <w:t xml:space="preserve">%&gt;%</w:t>
-      </w:r>
-      <w:r>
-        <w:br/>
-      </w:r>
-      <w:r>
-        <w:rPr>
-          <w:rStyle w:val="NormalTok"/>
-        </w:rPr>
-        <w:t xml:space="preserve">  </w:t>
-      </w:r>
-      <w:r>
-        <w:rPr>
-          <w:rStyle w:val="FunctionTok"/>
-        </w:rPr>
-        <w:t xml:space="preserve">group_by</w:t>
-      </w:r>
-      <w:r>
-        <w:rPr>
-          <w:rStyle w:val="NormalTok"/>
-        </w:rPr>
-        <w:t xml:space="preserve">(position) </w:t>
-      </w:r>
-      <w:r>
-        <w:rPr>
-          <w:rStyle w:val="SpecialCharTok"/>
-        </w:rPr>
-        <w:t xml:space="preserve">%&gt;%</w:t>
-      </w:r>
-      <w:r>
-        <w:br/>
-      </w:r>
-      <w:r>
-        <w:rPr>
-          <w:rStyle w:val="NormalTok"/>
-        </w:rPr>
-        <w:t xml:space="preserve">  </w:t>
-      </w:r>
-      <w:r>
-        <w:rPr>
-          <w:rStyle w:val="FunctionTok"/>
-        </w:rPr>
-        <w:t xml:space="preserve">summarize</w:t>
-      </w:r>
-      <w:r>
-        <w:rPr>
-          <w:rStyle w:val="NormalTok"/>
-        </w:rPr>
-        <w:t xml:space="preserve">(</w:t>
-      </w:r>
-      <w:r>
-        <w:br/>
-      </w:r>
-      <w:r>
-        <w:rPr>
-          <w:rStyle w:val="NormalTok"/>
-        </w:rPr>
-        <w:t xml:space="preserve">    </w:t>
-      </w:r>
-      <w:r>
-        <w:rPr>
-          <w:rStyle w:val="AttributeTok"/>
-        </w:rPr>
-        <w:t xml:space="preserve">n_fish =</w:t>
-      </w:r>
-      <w:r>
-        <w:rPr>
-          <w:rStyle w:val="NormalTok"/>
-        </w:rPr>
-        <w:t xml:space="preserve"> </w:t>
-      </w:r>
-      <w:r>
-        <w:rPr>
-          <w:rStyle w:val="FunctionTok"/>
-        </w:rPr>
-        <w:t xml:space="preserve">n</w:t>
-      </w:r>
-      <w:r>
-        <w:rPr>
-          <w:rStyle w:val="NormalTok"/>
-        </w:rPr>
-        <w:t xml:space="preserve">(),</w:t>
-      </w:r>
-      <w:r>
-        <w:br/>
-      </w:r>
-      <w:r>
-        <w:rPr>
-          <w:rStyle w:val="NormalTok"/>
-        </w:rPr>
-        <w:t xml:space="preserve">    </w:t>
-      </w:r>
-      <w:r>
-        <w:rPr>
-          <w:rStyle w:val="AttributeTok"/>
-        </w:rPr>
-        <w:t xml:space="preserve">mean_mass =</w:t>
-      </w:r>
-      <w:r>
-        <w:rPr>
-          <w:rStyle w:val="NormalTok"/>
-        </w:rPr>
-        <w:t xml:space="preserve"> </w:t>
-      </w:r>
-      <w:r>
-        <w:rPr>
-          <w:rStyle w:val="FunctionTok"/>
-        </w:rPr>
-        <w:t xml:space="preserve">mean</w:t>
-      </w:r>
-      <w:r>
-        <w:rPr>
-          <w:rStyle w:val="NormalTok"/>
-        </w:rPr>
-        <w:t xml:space="preserve">(mass_g),</w:t>
-      </w:r>
-      <w:r>
-        <w:br/>
-      </w:r>
-      <w:r>
-        <w:rPr>
-          <w:rStyle w:val="NormalTok"/>
-        </w:rPr>
-        <w:t xml:space="preserve">    </w:t>
-      </w:r>
-      <w:r>
-        <w:rPr>
-          <w:rStyle w:val="AttributeTok"/>
-        </w:rPr>
-        <w:t xml:space="preserve">sd_mass =</w:t>
-      </w:r>
-      <w:r>
-        <w:rPr>
-          <w:rStyle w:val="NormalTok"/>
-        </w:rPr>
-        <w:t xml:space="preserve"> </w:t>
-      </w:r>
-      <w:r>
-        <w:rPr>
-          <w:rStyle w:val="FunctionTok"/>
-        </w:rPr>
-        <w:t xml:space="preserve">sd</w:t>
-      </w:r>
-      <w:r>
-        <w:rPr>
-          <w:rStyle w:val="NormalTok"/>
-        </w:rPr>
-        <w:t xml:space="preserve">(mass_g),</w:t>
-      </w:r>
-      <w:r>
-        <w:br/>
-      </w:r>
-      <w:r>
-        <w:rPr>
-          <w:rStyle w:val="NormalTok"/>
-        </w:rPr>
-        <w:t xml:space="preserve">    </w:t>
-      </w:r>
-      <w:r>
-        <w:rPr>
-          <w:rStyle w:val="AttributeTok"/>
-        </w:rPr>
-        <w:t xml:space="preserve">se_mass =</w:t>
-      </w:r>
-      <w:r>
-        <w:rPr>
-          <w:rStyle w:val="NormalTok"/>
-        </w:rPr>
-        <w:t xml:space="preserve"> sd_mass </w:t>
-      </w:r>
-      <w:r>
-        <w:rPr>
-          <w:rStyle w:val="SpecialCharTok"/>
-        </w:rPr>
-        <w:t xml:space="preserve">/</w:t>
-      </w:r>
-      <w:r>
-        <w:rPr>
-          <w:rStyle w:val="NormalTok"/>
-        </w:rPr>
-        <w:t xml:space="preserve"> </w:t>
-      </w:r>
-      <w:r>
-        <w:rPr>
-          <w:rStyle w:val="FunctionTok"/>
-        </w:rPr>
-        <w:t xml:space="preserve">sqrt</w:t>
-      </w:r>
-      <w:r>
-        <w:rPr>
-          <w:rStyle w:val="NormalTok"/>
-        </w:rPr>
-        <w:t xml:space="preserve">(n_fish)</w:t>
-      </w:r>
-      <w:r>
-        <w:br/>
-      </w:r>
-      <w:r>
-        <w:rPr>
-          <w:rStyle w:val="NormalTok"/>
-        </w:rPr>
-        <w:t xml:space="preserve">  )</w:t>
-      </w:r>
-      <w:r>
-        <w:br/>
-      </w:r>
-      <w:r>
-        <w:rPr>
-          <w:rStyle w:val="NormalTok"/>
-        </w:rPr>
-        <w:t xml:space="preserve">summary_df</w:t>
-      </w:r>
-      <w:r>
-        <w:br/>
-      </w:r>
-      <w:r>
-        <w:br/>
-      </w:r>
-      <w:r>
-        <w:rPr>
-          <w:rStyle w:val="CommentTok"/>
-        </w:rPr>
-        <w:t xml:space="preserve"># By stream (the proper level of replication)</w:t>
-      </w:r>
-      <w:r>
-        <w:br/>
-      </w:r>
-      <w:r>
-        <w:rPr>
-          <w:rStyle w:val="NormalTok"/>
-        </w:rPr>
-        <w:t xml:space="preserve">stream_summary </w:t>
-      </w:r>
-      <w:r>
-        <w:rPr>
-          <w:rStyle w:val="OtherTok"/>
-        </w:rPr>
-        <w:t xml:space="preserve">&lt;-</w:t>
-      </w:r>
-      <w:r>
-        <w:rPr>
-          <w:rStyle w:val="NormalTok"/>
-        </w:rPr>
-        <w:t xml:space="preserve"> stream_means </w:t>
-      </w:r>
-      <w:r>
-        <w:rPr>
-          <w:rStyle w:val="SpecialCharTok"/>
-        </w:rPr>
-        <w:t xml:space="preserve">%&gt;%</w:t>
-      </w:r>
-      <w:r>
-        <w:br/>
-      </w:r>
-      <w:r>
-        <w:rPr>
-          <w:rStyle w:val="NormalTok"/>
-        </w:rPr>
-        <w:t xml:space="preserve">  </w:t>
-      </w:r>
-      <w:r>
-        <w:rPr>
-          <w:rStyle w:val="FunctionTok"/>
-        </w:rPr>
-        <w:t xml:space="preserve">group_by</w:t>
-      </w:r>
-      <w:r>
-        <w:rPr>
-          <w:rStyle w:val="NormalTok"/>
-        </w:rPr>
-        <w:t xml:space="preserve">(position) </w:t>
-      </w:r>
-      <w:r>
-        <w:rPr>
-          <w:rStyle w:val="SpecialCharTok"/>
-        </w:rPr>
-        <w:t xml:space="preserve">%&gt;%</w:t>
-      </w:r>
-      <w:r>
-        <w:br/>
-      </w:r>
-      <w:r>
-        <w:rPr>
-          <w:rStyle w:val="NormalTok"/>
-        </w:rPr>
-        <w:t xml:space="preserve">  </w:t>
-      </w:r>
-      <w:r>
-        <w:rPr>
-          <w:rStyle w:val="FunctionTok"/>
-        </w:rPr>
-        <w:t xml:space="preserve">summarize</w:t>
-      </w:r>
-      <w:r>
-        <w:rPr>
-          <w:rStyle w:val="NormalTok"/>
-        </w:rPr>
-        <w:t xml:space="preserve">(</w:t>
-      </w:r>
-      <w:r>
-        <w:br/>
-      </w:r>
-      <w:r>
-        <w:rPr>
-          <w:rStyle w:val="NormalTok"/>
-        </w:rPr>
-        <w:t xml:space="preserve">    </w:t>
-      </w:r>
-      <w:r>
-        <w:rPr>
-          <w:rStyle w:val="AttributeTok"/>
-        </w:rPr>
-        <w:t xml:space="preserve">n_streams =</w:t>
-      </w:r>
-      <w:r>
-        <w:rPr>
-          <w:rStyle w:val="NormalTok"/>
-        </w:rPr>
-        <w:t xml:space="preserve"> </w:t>
-      </w:r>
-      <w:r>
-        <w:rPr>
-          <w:rStyle w:val="FunctionTok"/>
-        </w:rPr>
-        <w:t xml:space="preserve">n</w:t>
-      </w:r>
-      <w:r>
-        <w:rPr>
-          <w:rStyle w:val="NormalTok"/>
-        </w:rPr>
-        <w:t xml:space="preserve">(),</w:t>
-      </w:r>
-      <w:r>
-        <w:br/>
-      </w:r>
-      <w:r>
-        <w:rPr>
-          <w:rStyle w:val="NormalTok"/>
-        </w:rPr>
-        <w:t xml:space="preserve">    </w:t>
-      </w:r>
-      <w:r>
-        <w:rPr>
-          <w:rStyle w:val="AttributeTok"/>
-        </w:rPr>
-        <w:t xml:space="preserve">mean_mass =</w:t>
-      </w:r>
-      <w:r>
-        <w:rPr>
-          <w:rStyle w:val="NormalTok"/>
-        </w:rPr>
-        <w:t xml:space="preserve"> </w:t>
-      </w:r>
-      <w:r>
-        <w:rPr>
-          <w:rStyle w:val="FunctionTok"/>
-        </w:rPr>
-        <w:t xml:space="preserve">mean</w:t>
-      </w:r>
-      <w:r>
-        <w:rPr>
-          <w:rStyle w:val="NormalTok"/>
-        </w:rPr>
-        <w:t xml:space="preserve">(mean_mass),</w:t>
-      </w:r>
-      <w:r>
-        <w:br/>
-      </w:r>
-      <w:r>
-        <w:rPr>
-          <w:rStyle w:val="NormalTok"/>
-        </w:rPr>
-        <w:t xml:space="preserve">    </w:t>
-      </w:r>
-      <w:r>
-        <w:rPr>
-          <w:rStyle w:val="AttributeTok"/>
-        </w:rPr>
-        <w:t xml:space="preserve">sd_mass =</w:t>
-      </w:r>
-      <w:r>
-        <w:rPr>
-          <w:rStyle w:val="NormalTok"/>
-        </w:rPr>
-        <w:t xml:space="preserve"> </w:t>
-      </w:r>
-      <w:r>
-        <w:rPr>
-          <w:rStyle w:val="FunctionTok"/>
-        </w:rPr>
-        <w:t xml:space="preserve">sd</w:t>
-      </w:r>
-      <w:r>
-        <w:rPr>
-          <w:rStyle w:val="NormalTok"/>
-        </w:rPr>
-        <w:t xml:space="preserve">(mean_mass),</w:t>
-      </w:r>
-      <w:r>
-        <w:br/>
-      </w:r>
-      <w:r>
-        <w:rPr>
-          <w:rStyle w:val="NormalTok"/>
-        </w:rPr>
-        <w:t xml:space="preserve">    </w:t>
-      </w:r>
-      <w:r>
-        <w:rPr>
-          <w:rStyle w:val="AttributeTok"/>
-        </w:rPr>
-        <w:t xml:space="preserve">se_mass =</w:t>
-      </w:r>
-      <w:r>
-        <w:rPr>
-          <w:rStyle w:val="NormalTok"/>
-        </w:rPr>
-        <w:t xml:space="preserve"> sd_mass </w:t>
-      </w:r>
-      <w:r>
-        <w:rPr>
-          <w:rStyle w:val="SpecialCharTok"/>
-        </w:rPr>
-        <w:t xml:space="preserve">/</w:t>
-      </w:r>
-      <w:r>
-        <w:rPr>
-          <w:rStyle w:val="NormalTok"/>
-        </w:rPr>
-        <w:t xml:space="preserve"> </w:t>
-      </w:r>
-      <w:r>
-        <w:rPr>
-          <w:rStyle w:val="FunctionTok"/>
-        </w:rPr>
-        <w:t xml:space="preserve">sqrt</w:t>
-      </w:r>
-      <w:r>
-        <w:rPr>
-          <w:rStyle w:val="NormalTok"/>
-        </w:rPr>
-        <w:t xml:space="preserve">(n_streams)</w:t>
-      </w:r>
-      <w:r>
-        <w:br/>
-      </w:r>
-      <w:r>
-        <w:rPr>
-          <w:rStyle w:val="NormalTok"/>
-        </w:rPr>
-        <w:t xml:space="preserve">  )</w:t>
-      </w:r>
-      <w:r>
-        <w:br/>
-      </w:r>
-      <w:r>
-        <w:rPr>
-          <w:rStyle w:val="NormalTok"/>
-        </w:rPr>
-        <w:t xml:space="preserve">stream_summary</w:t>
-      </w:r>
-    </w:p>
-    <w:p>
-      <w:pPr>
-        <w:pStyle w:val="FirstParagraph"/>
-      </w:pPr>
-      <w:r>
-        <w:t xml:space="preserve">✏️</w:t>
-      </w:r>
-      <w:r>
-        <w:t xml:space="preserve"> </w:t>
-      </w:r>
-      <w:r>
-        <w:rPr>
-          <w:b/>
-          <w:bCs/>
-        </w:rPr>
-        <w:t xml:space="preserve">Your turn:</w:t>
-      </w:r>
-      <w:r>
-        <w:t xml:space="preserve"> </w:t>
-      </w:r>
-      <w:r>
-        <w:t xml:space="preserve">Compare the</w:t>
-      </w:r>
-      <w:r>
-        <w:t xml:space="preserve"> </w:t>
-      </w:r>
-      <w:r>
-        <w:rPr>
-          <w:rStyle w:val="VerbatimChar"/>
-        </w:rPr>
-        <w:t xml:space="preserve">se_mass</w:t>
-      </w:r>
-      <w:r>
-        <w:t xml:space="preserve"> </w:t>
-      </w:r>
-      <w:r>
-        <w:t xml:space="preserve">values in</w:t>
-      </w:r>
-      <w:r>
-        <w:t xml:space="preserve"> </w:t>
-      </w:r>
-      <w:r>
-        <w:rPr>
-          <w:rStyle w:val="VerbatimChar"/>
-        </w:rPr>
-        <w:t xml:space="preserve">summary_df</w:t>
-      </w:r>
-      <w:r>
-        <w:t xml:space="preserve"> </w:t>
-      </w:r>
-      <w:r>
-        <w:t xml:space="preserve">(fish-level) vs. </w:t>
-      </w:r>
-      <w:r>
-        <w:rPr>
-          <w:rStyle w:val="VerbatimChar"/>
-        </w:rPr>
-        <w:t xml:space="preserve">stream_summary</w:t>
-      </w:r>
-      <w:r>
-        <w:t xml:space="preserve"> </w:t>
-      </w:r>
-      <w:r>
-        <w:t xml:space="preserve">(stream-level). Which is smaller, and why does that make fish-level analysis look artificially more precise?</w:t>
-      </w:r>
-      <w:r>
-        <w:t xml:space="preserve"> </w:t>
-      </w:r>
-      <w:r>
-        <w:rPr>
-          <w:rStyle w:val="VerbatimChar"/>
-        </w:rPr>
-        <w:t xml:space="preserve">________________________</w:t>
+        <w:t xml:space="preserve"> </w:t>
       </w:r>
     </w:p>
     <w:tbl>
@@ -6430,22 +6118,16 @@
               <w:t xml:space="preserve"> </w:t>
             </w:r>
             <w:r>
-              <w:t xml:space="preserve">Compare the p-value of</w:t>
-            </w:r>
-            <w:r>
-              <w:t xml:space="preserve"> </w:t>
-            </w:r>
-            <w:r>
               <w:rPr>
                 <w:rStyle w:val="VerbatimChar"/>
               </w:rPr>
-              <w:t xml:space="preserve">unpaired_test</w:t>
+              <w:t xml:space="preserve">actual_power</w:t>
             </w:r>
             <w:r>
               <w:t xml:space="preserve"> </w:t>
             </w:r>
             <w:r>
-              <w:t xml:space="preserve">(Part 6) to</w:t>
+              <w:t xml:space="preserve">used</w:t>
             </w:r>
             <w:r>
               <w:t xml:space="preserve"> </w:t>
@@ -6454,13 +6136,58 @@
               <w:rPr>
                 <w:rStyle w:val="VerbatimChar"/>
               </w:rPr>
-              <w:t xml:space="preserve">proper_test</w:t>
+              <w:t xml:space="preserve">n = 6</w:t>
             </w:r>
             <w:r>
               <w:t xml:space="preserve"> </w:t>
             </w:r>
             <w:r>
-              <w:t xml:space="preserve">(Part 3, which was paired). Which is more powerful for this same data — the paired or unpaired analysis at the stream level?</w:t>
+              <w:t xml:space="preserve">hardcoded. Replace it with</w:t>
+            </w:r>
+            <w:r>
+              <w:t xml:space="preserve"> </w:t>
+            </w:r>
+            <w:r>
+              <w:rPr>
+                <w:rStyle w:val="VerbatimChar"/>
+              </w:rPr>
+              <w:t xml:space="preserve">n = n_streams</w:t>
+            </w:r>
+            <w:r>
+              <w:t xml:space="preserve"> </w:t>
+            </w:r>
+            <w:r>
+              <w:t xml:space="preserve">so it automatically matches whatever you set in Part 2. Rerun Part 2 with</w:t>
+            </w:r>
+            <w:r>
+              <w:t xml:space="preserve"> </w:t>
+            </w:r>
+            <w:r>
+              <w:rPr>
+                <w:rStyle w:val="VerbatimChar"/>
+              </w:rPr>
+              <w:t xml:space="preserve">n_streams &lt;- 10</w:t>
+            </w:r>
+            <w:r>
+              <w:t xml:space="preserve"> </w:t>
+            </w:r>
+            <w:r>
+              <w:t xml:space="preserve">and confirm</w:t>
+            </w:r>
+            <w:r>
+              <w:t xml:space="preserve"> </w:t>
+            </w:r>
+            <w:r>
+              <w:rPr>
+                <w:rStyle w:val="VerbatimChar"/>
+              </w:rPr>
+              <w:t xml:space="preserve">actual_power</w:t>
+            </w:r>
+            <w:r>
+              <w:t xml:space="preserve"> </w:t>
+            </w:r>
+            <w:r>
+              <w:t xml:space="preserve">updates accordingly.</w:t>
             </w:r>
           </w:p>
           <w:p>
@@ -6471,6 +6198,15 @@
               <w:rPr>
                 <w:rStyle w:val="CommentTok"/>
               </w:rPr>
+              <w:t xml:space="preserve"># ── Part 5.4 · Post-Hoc Power Analysis ──────────────────────────────────</w:t>
+            </w:r>
+            <w:r>
+              <w:br/>
+            </w:r>
+            <w:r>
+              <w:rPr>
+                <w:rStyle w:val="CommentTok"/>
+              </w:rPr>
               <w:t xml:space="preserve"># Write your code here:</w:t>
             </w:r>
           </w:p>
@@ -6486,13 +6222,13 @@
       </w:r>
     </w:p>
     <w:bookmarkEnd w:id="27"/>
-    <w:bookmarkStart w:id="30" w:name="part-7-design-your-own-study"/>
+    <w:bookmarkStart w:id="30" w:name="part-6-alternative-analysis-approaches"/>
     <w:p>
       <w:pPr>
         <w:pStyle w:val="Heading1"/>
       </w:pPr>
       <w:r>
-        <w:t xml:space="preserve">Part 7 · Design Your Own Study</w:t>
+        <w:t xml:space="preserve">Part 6 · Alternative Analysis Approaches</w:t>
       </w:r>
     </w:p>
     <w:p>
@@ -6504,451 +6240,689 @@
           <w:b/>
           <w:bCs/>
         </w:rPr>
-        <w:t xml:space="preserve">Scenario:</w:t>
-      </w:r>
-      <w:r>
-        <w:t xml:space="preserve"> </w:t>
-      </w:r>
-      <w:r>
-        <w:t xml:space="preserve">You want to study if fish size differs between fast and slow water areas.</w:t>
-      </w:r>
-    </w:p>
-    <w:p>
-      <w:pPr>
-        <w:pStyle w:val="BodyText"/>
+        <w:t xml:space="preserve">▶ Run this</w:t>
+      </w:r>
+      <w:r>
+        <w:t xml:space="preserve"> </w:t>
+      </w:r>
+      <w:r>
+        <w:t xml:space="preserve">— what if we ignored the stream pairing?</w:t>
+      </w:r>
+    </w:p>
+    <w:p>
+      <w:pPr>
+        <w:pStyle w:val="SourceCode"/>
+      </w:pPr>
+      <w:r>
+        <w:rPr>
+          <w:rStyle w:val="CommentTok"/>
+        </w:rPr>
+        <w:t xml:space="preserve"># ── Part 6.1 · Alternative Analysis Approaches ──────────────────────────</w:t>
+      </w:r>
+      <w:r>
+        <w:br/>
+      </w:r>
+      <w:r>
+        <w:rPr>
+          <w:rStyle w:val="NormalTok"/>
+        </w:rPr>
+        <w:t xml:space="preserve">unpaired_test </w:t>
+      </w:r>
+      <w:r>
+        <w:rPr>
+          <w:rStyle w:val="OtherTok"/>
+        </w:rPr>
+        <w:t xml:space="preserve">&lt;-</w:t>
+      </w:r>
+      <w:r>
+        <w:rPr>
+          <w:rStyle w:val="NormalTok"/>
+        </w:rPr>
+        <w:t xml:space="preserve"> </w:t>
+      </w:r>
+      <w:r>
+        <w:rPr>
+          <w:rStyle w:val="FunctionTok"/>
+        </w:rPr>
+        <w:t xml:space="preserve">t.test</w:t>
+      </w:r>
+      <w:r>
+        <w:rPr>
+          <w:rStyle w:val="NormalTok"/>
+        </w:rPr>
+        <w:t xml:space="preserve">(mean_mass </w:t>
+      </w:r>
+      <w:r>
+        <w:rPr>
+          <w:rStyle w:val="SpecialCharTok"/>
+        </w:rPr>
+        <w:t xml:space="preserve">~</w:t>
+      </w:r>
+      <w:r>
+        <w:rPr>
+          <w:rStyle w:val="NormalTok"/>
+        </w:rPr>
+        <w:t xml:space="preserve"> position, </w:t>
+      </w:r>
+      <w:r>
+        <w:rPr>
+          <w:rStyle w:val="AttributeTok"/>
+        </w:rPr>
+        <w:t xml:space="preserve">data =</w:t>
+      </w:r>
+      <w:r>
+        <w:rPr>
+          <w:rStyle w:val="NormalTok"/>
+        </w:rPr>
+        <w:t xml:space="preserve"> stream_means)</w:t>
+      </w:r>
+      <w:r>
+        <w:br/>
+      </w:r>
+      <w:r>
+        <w:rPr>
+          <w:rStyle w:val="NormalTok"/>
+        </w:rPr>
+        <w:t xml:space="preserve">unpaired_test</w:t>
+      </w:r>
+    </w:p>
+    <w:p>
+      <w:pPr>
+        <w:pStyle w:val="FirstParagraph"/>
       </w:pPr>
       <w:r>
         <w:rPr>
           <w:b/>
           <w:bCs/>
         </w:rPr>
-        <w:t xml:space="preserve">Design questions:</w:t>
-      </w:r>
-    </w:p>
-    <w:p>
-      <w:pPr>
-        <w:pStyle w:val="Compact"/>
-        <w:numPr>
-          <w:ilvl w:val="0"/>
-          <w:numId w:val="1003"/>
-        </w:numPr>
-      </w:pPr>
+        <w:t xml:space="preserve">▶ Run this</w:t>
+      </w:r>
+      <w:r>
+        <w:t xml:space="preserve"> </w:t>
+      </w:r>
+      <w:r>
+        <w:t xml:space="preserve">— summary statistics at both levels:</w:t>
+      </w:r>
+    </w:p>
+    <w:p>
+      <w:pPr>
+        <w:pStyle w:val="SourceCode"/>
+      </w:pPr>
+      <w:r>
+        <w:rPr>
+          <w:rStyle w:val="CommentTok"/>
+        </w:rPr>
+        <w:t xml:space="preserve"># ── Part 6.2 · Alternative Analysis Approaches ──────────────────────────</w:t>
+      </w:r>
+      <w:r>
+        <w:br/>
+      </w:r>
+      <w:r>
+        <w:rPr>
+          <w:rStyle w:val="CommentTok"/>
+        </w:rPr>
+        <w:t xml:space="preserve"># By individual fish (the WRONG level of replication)</w:t>
+      </w:r>
+      <w:r>
+        <w:br/>
+      </w:r>
+      <w:r>
+        <w:rPr>
+          <w:rStyle w:val="NormalTok"/>
+        </w:rPr>
+        <w:t xml:space="preserve">summary_df </w:t>
+      </w:r>
+      <w:r>
+        <w:rPr>
+          <w:rStyle w:val="OtherTok"/>
+        </w:rPr>
+        <w:t xml:space="preserve">&lt;-</w:t>
+      </w:r>
+      <w:r>
+        <w:rPr>
+          <w:rStyle w:val="NormalTok"/>
+        </w:rPr>
+        <w:t xml:space="preserve"> f_df </w:t>
+      </w:r>
+      <w:r>
+        <w:rPr>
+          <w:rStyle w:val="SpecialCharTok"/>
+        </w:rPr>
+        <w:t xml:space="preserve">%&gt;%</w:t>
+      </w:r>
+      <w:r>
+        <w:br/>
+      </w:r>
+      <w:r>
+        <w:rPr>
+          <w:rStyle w:val="NormalTok"/>
+        </w:rPr>
+        <w:t xml:space="preserve">  </w:t>
+      </w:r>
+      <w:r>
+        <w:rPr>
+          <w:rStyle w:val="FunctionTok"/>
+        </w:rPr>
+        <w:t xml:space="preserve">group_by</w:t>
+      </w:r>
+      <w:r>
+        <w:rPr>
+          <w:rStyle w:val="NormalTok"/>
+        </w:rPr>
+        <w:t xml:space="preserve">(position) </w:t>
+      </w:r>
+      <w:r>
+        <w:rPr>
+          <w:rStyle w:val="SpecialCharTok"/>
+        </w:rPr>
+        <w:t xml:space="preserve">%&gt;%</w:t>
+      </w:r>
+      <w:r>
+        <w:br/>
+      </w:r>
+      <w:r>
+        <w:rPr>
+          <w:rStyle w:val="NormalTok"/>
+        </w:rPr>
+        <w:t xml:space="preserve">  </w:t>
+      </w:r>
+      <w:r>
+        <w:rPr>
+          <w:rStyle w:val="FunctionTok"/>
+        </w:rPr>
+        <w:t xml:space="preserve">summarize</w:t>
+      </w:r>
+      <w:r>
+        <w:rPr>
+          <w:rStyle w:val="NormalTok"/>
+        </w:rPr>
+        <w:t xml:space="preserve">(</w:t>
+      </w:r>
+      <w:r>
+        <w:br/>
+      </w:r>
+      <w:r>
+        <w:rPr>
+          <w:rStyle w:val="NormalTok"/>
+        </w:rPr>
+        <w:t xml:space="preserve">    </w:t>
+      </w:r>
+      <w:r>
+        <w:rPr>
+          <w:rStyle w:val="AttributeTok"/>
+        </w:rPr>
+        <w:t xml:space="preserve">n_fish =</w:t>
+      </w:r>
+      <w:r>
+        <w:rPr>
+          <w:rStyle w:val="NormalTok"/>
+        </w:rPr>
+        <w:t xml:space="preserve"> </w:t>
+      </w:r>
+      <w:r>
+        <w:rPr>
+          <w:rStyle w:val="FunctionTok"/>
+        </w:rPr>
+        <w:t xml:space="preserve">n</w:t>
+      </w:r>
+      <w:r>
+        <w:rPr>
+          <w:rStyle w:val="NormalTok"/>
+        </w:rPr>
+        <w:t xml:space="preserve">(),</w:t>
+      </w:r>
+      <w:r>
+        <w:br/>
+      </w:r>
+      <w:r>
+        <w:rPr>
+          <w:rStyle w:val="NormalTok"/>
+        </w:rPr>
+        <w:t xml:space="preserve">    </w:t>
+      </w:r>
+      <w:r>
+        <w:rPr>
+          <w:rStyle w:val="AttributeTok"/>
+        </w:rPr>
+        <w:t xml:space="preserve">mean_mass =</w:t>
+      </w:r>
+      <w:r>
+        <w:rPr>
+          <w:rStyle w:val="NormalTok"/>
+        </w:rPr>
+        <w:t xml:space="preserve"> </w:t>
+      </w:r>
+      <w:r>
+        <w:rPr>
+          <w:rStyle w:val="FunctionTok"/>
+        </w:rPr>
+        <w:t xml:space="preserve">mean</w:t>
+      </w:r>
+      <w:r>
+        <w:rPr>
+          <w:rStyle w:val="NormalTok"/>
+        </w:rPr>
+        <w:t xml:space="preserve">(mass_g),</w:t>
+      </w:r>
+      <w:r>
+        <w:br/>
+      </w:r>
+      <w:r>
+        <w:rPr>
+          <w:rStyle w:val="NormalTok"/>
+        </w:rPr>
+        <w:t xml:space="preserve">    </w:t>
+      </w:r>
+      <w:r>
+        <w:rPr>
+          <w:rStyle w:val="AttributeTok"/>
+        </w:rPr>
+        <w:t xml:space="preserve">sd_mass =</w:t>
+      </w:r>
+      <w:r>
+        <w:rPr>
+          <w:rStyle w:val="NormalTok"/>
+        </w:rPr>
+        <w:t xml:space="preserve"> </w:t>
+      </w:r>
+      <w:r>
+        <w:rPr>
+          <w:rStyle w:val="FunctionTok"/>
+        </w:rPr>
+        <w:t xml:space="preserve">sd</w:t>
+      </w:r>
+      <w:r>
+        <w:rPr>
+          <w:rStyle w:val="NormalTok"/>
+        </w:rPr>
+        <w:t xml:space="preserve">(mass_g),</w:t>
+      </w:r>
+      <w:r>
+        <w:br/>
+      </w:r>
+      <w:r>
+        <w:rPr>
+          <w:rStyle w:val="NormalTok"/>
+        </w:rPr>
+        <w:t xml:space="preserve">    </w:t>
+      </w:r>
+      <w:r>
+        <w:rPr>
+          <w:rStyle w:val="AttributeTok"/>
+        </w:rPr>
+        <w:t xml:space="preserve">se_mass =</w:t>
+      </w:r>
+      <w:r>
+        <w:rPr>
+          <w:rStyle w:val="NormalTok"/>
+        </w:rPr>
+        <w:t xml:space="preserve"> sd_mass </w:t>
+      </w:r>
+      <w:r>
+        <w:rPr>
+          <w:rStyle w:val="SpecialCharTok"/>
+        </w:rPr>
+        <w:t xml:space="preserve">/</w:t>
+      </w:r>
+      <w:r>
+        <w:rPr>
+          <w:rStyle w:val="NormalTok"/>
+        </w:rPr>
+        <w:t xml:space="preserve"> </w:t>
+      </w:r>
+      <w:r>
+        <w:rPr>
+          <w:rStyle w:val="FunctionTok"/>
+        </w:rPr>
+        <w:t xml:space="preserve">sqrt</w:t>
+      </w:r>
+      <w:r>
+        <w:rPr>
+          <w:rStyle w:val="NormalTok"/>
+        </w:rPr>
+        <w:t xml:space="preserve">(n_fish)</w:t>
+      </w:r>
+      <w:r>
+        <w:br/>
+      </w:r>
+      <w:r>
+        <w:rPr>
+          <w:rStyle w:val="NormalTok"/>
+        </w:rPr>
+        <w:t xml:space="preserve">  )</w:t>
+      </w:r>
+      <w:r>
+        <w:br/>
+      </w:r>
+      <w:r>
+        <w:rPr>
+          <w:rStyle w:val="NormalTok"/>
+        </w:rPr>
+        <w:t xml:space="preserve">summary_df</w:t>
+      </w:r>
+      <w:r>
+        <w:br/>
+      </w:r>
+      <w:r>
+        <w:br/>
+      </w:r>
+      <w:r>
+        <w:rPr>
+          <w:rStyle w:val="CommentTok"/>
+        </w:rPr>
+        <w:t xml:space="preserve"># By stream (the proper level of replication)</w:t>
+      </w:r>
+      <w:r>
+        <w:br/>
+      </w:r>
+      <w:r>
+        <w:rPr>
+          <w:rStyle w:val="NormalTok"/>
+        </w:rPr>
+        <w:t xml:space="preserve">stream_summary </w:t>
+      </w:r>
+      <w:r>
+        <w:rPr>
+          <w:rStyle w:val="OtherTok"/>
+        </w:rPr>
+        <w:t xml:space="preserve">&lt;-</w:t>
+      </w:r>
+      <w:r>
+        <w:rPr>
+          <w:rStyle w:val="NormalTok"/>
+        </w:rPr>
+        <w:t xml:space="preserve"> stream_means </w:t>
+      </w:r>
+      <w:r>
+        <w:rPr>
+          <w:rStyle w:val="SpecialCharTok"/>
+        </w:rPr>
+        <w:t xml:space="preserve">%&gt;%</w:t>
+      </w:r>
+      <w:r>
+        <w:br/>
+      </w:r>
+      <w:r>
+        <w:rPr>
+          <w:rStyle w:val="NormalTok"/>
+        </w:rPr>
+        <w:t xml:space="preserve">  </w:t>
+      </w:r>
+      <w:r>
+        <w:rPr>
+          <w:rStyle w:val="FunctionTok"/>
+        </w:rPr>
+        <w:t xml:space="preserve">group_by</w:t>
+      </w:r>
+      <w:r>
+        <w:rPr>
+          <w:rStyle w:val="NormalTok"/>
+        </w:rPr>
+        <w:t xml:space="preserve">(position) </w:t>
+      </w:r>
+      <w:r>
+        <w:rPr>
+          <w:rStyle w:val="SpecialCharTok"/>
+        </w:rPr>
+        <w:t xml:space="preserve">%&gt;%</w:t>
+      </w:r>
+      <w:r>
+        <w:br/>
+      </w:r>
+      <w:r>
+        <w:rPr>
+          <w:rStyle w:val="NormalTok"/>
+        </w:rPr>
+        <w:t xml:space="preserve">  </w:t>
+      </w:r>
+      <w:r>
+        <w:rPr>
+          <w:rStyle w:val="FunctionTok"/>
+        </w:rPr>
+        <w:t xml:space="preserve">summarize</w:t>
+      </w:r>
+      <w:r>
+        <w:rPr>
+          <w:rStyle w:val="NormalTok"/>
+        </w:rPr>
+        <w:t xml:space="preserve">(</w:t>
+      </w:r>
+      <w:r>
+        <w:br/>
+      </w:r>
+      <w:r>
+        <w:rPr>
+          <w:rStyle w:val="NormalTok"/>
+        </w:rPr>
+        <w:t xml:space="preserve">    </w:t>
+      </w:r>
+      <w:r>
+        <w:rPr>
+          <w:rStyle w:val="AttributeTok"/>
+        </w:rPr>
+        <w:t xml:space="preserve">n_streams =</w:t>
+      </w:r>
+      <w:r>
+        <w:rPr>
+          <w:rStyle w:val="NormalTok"/>
+        </w:rPr>
+        <w:t xml:space="preserve"> </w:t>
+      </w:r>
+      <w:r>
+        <w:rPr>
+          <w:rStyle w:val="FunctionTok"/>
+        </w:rPr>
+        <w:t xml:space="preserve">n</w:t>
+      </w:r>
+      <w:r>
+        <w:rPr>
+          <w:rStyle w:val="NormalTok"/>
+        </w:rPr>
+        <w:t xml:space="preserve">(),</w:t>
+      </w:r>
+      <w:r>
+        <w:br/>
+      </w:r>
+      <w:r>
+        <w:rPr>
+          <w:rStyle w:val="NormalTok"/>
+        </w:rPr>
+        <w:t xml:space="preserve">    </w:t>
+      </w:r>
+      <w:r>
+        <w:rPr>
+          <w:rStyle w:val="AttributeTok"/>
+        </w:rPr>
+        <w:t xml:space="preserve">mean_mass =</w:t>
+      </w:r>
+      <w:r>
+        <w:rPr>
+          <w:rStyle w:val="NormalTok"/>
+        </w:rPr>
+        <w:t xml:space="preserve"> </w:t>
+      </w:r>
+      <w:r>
+        <w:rPr>
+          <w:rStyle w:val="FunctionTok"/>
+        </w:rPr>
+        <w:t xml:space="preserve">mean</w:t>
+      </w:r>
+      <w:r>
+        <w:rPr>
+          <w:rStyle w:val="NormalTok"/>
+        </w:rPr>
+        <w:t xml:space="preserve">(mean_mass),</w:t>
+      </w:r>
+      <w:r>
+        <w:br/>
+      </w:r>
+      <w:r>
+        <w:rPr>
+          <w:rStyle w:val="NormalTok"/>
+        </w:rPr>
+        <w:t xml:space="preserve">    </w:t>
+      </w:r>
+      <w:r>
+        <w:rPr>
+          <w:rStyle w:val="AttributeTok"/>
+        </w:rPr>
+        <w:t xml:space="preserve">sd_mass =</w:t>
+      </w:r>
+      <w:r>
+        <w:rPr>
+          <w:rStyle w:val="NormalTok"/>
+        </w:rPr>
+        <w:t xml:space="preserve"> </w:t>
+      </w:r>
+      <w:r>
+        <w:rPr>
+          <w:rStyle w:val="FunctionTok"/>
+        </w:rPr>
+        <w:t xml:space="preserve">sd</w:t>
+      </w:r>
+      <w:r>
+        <w:rPr>
+          <w:rStyle w:val="NormalTok"/>
+        </w:rPr>
+        <w:t xml:space="preserve">(mean_mass),</w:t>
+      </w:r>
+      <w:r>
+        <w:br/>
+      </w:r>
+      <w:r>
+        <w:rPr>
+          <w:rStyle w:val="NormalTok"/>
+        </w:rPr>
+        <w:t xml:space="preserve">    </w:t>
+      </w:r>
+      <w:r>
+        <w:rPr>
+          <w:rStyle w:val="AttributeTok"/>
+        </w:rPr>
+        <w:t xml:space="preserve">se_mass =</w:t>
+      </w:r>
+      <w:r>
+        <w:rPr>
+          <w:rStyle w:val="NormalTok"/>
+        </w:rPr>
+        <w:t xml:space="preserve"> sd_mass </w:t>
+      </w:r>
+      <w:r>
+        <w:rPr>
+          <w:rStyle w:val="SpecialCharTok"/>
+        </w:rPr>
+        <w:t xml:space="preserve">/</w:t>
+      </w:r>
+      <w:r>
+        <w:rPr>
+          <w:rStyle w:val="NormalTok"/>
+        </w:rPr>
+        <w:t xml:space="preserve"> </w:t>
+      </w:r>
+      <w:r>
+        <w:rPr>
+          <w:rStyle w:val="FunctionTok"/>
+        </w:rPr>
+        <w:t xml:space="preserve">sqrt</w:t>
+      </w:r>
+      <w:r>
+        <w:rPr>
+          <w:rStyle w:val="NormalTok"/>
+        </w:rPr>
+        <w:t xml:space="preserve">(n_streams)</w:t>
+      </w:r>
+      <w:r>
+        <w:br/>
+      </w:r>
+      <w:r>
+        <w:rPr>
+          <w:rStyle w:val="NormalTok"/>
+        </w:rPr>
+        <w:t xml:space="preserve">  )</w:t>
+      </w:r>
+      <w:r>
+        <w:br/>
+      </w:r>
+      <w:r>
+        <w:rPr>
+          <w:rStyle w:val="NormalTok"/>
+        </w:rPr>
+        <w:t xml:space="preserve">stream_summary</w:t>
+      </w:r>
+    </w:p>
+    <w:p>
+      <w:pPr>
+        <w:pStyle w:val="FirstParagraph"/>
+      </w:pPr>
+      <w:r>
+        <w:t xml:space="preserve">✏️</w:t>
+      </w:r>
+      <w:r>
+        <w:t xml:space="preserve"> </w:t>
+      </w:r>
       <w:r>
         <w:rPr>
           <w:b/>
           <w:bCs/>
         </w:rPr>
-        <w:t xml:space="preserve">What is your experimental unit?</w:t>
-      </w:r>
-    </w:p>
-    <w:p>
-      <w:pPr>
-        <w:pStyle w:val="SourceCode"/>
-      </w:pPr>
+        <w:t xml:space="preserve">Your turn:</w:t>
+      </w:r>
+      <w:r>
+        <w:t xml:space="preserve"> </w:t>
+      </w:r>
+      <w:r>
+        <w:t xml:space="preserve">Compare the</w:t>
+      </w:r>
+      <w:r>
+        <w:t xml:space="preserve"> </w:t>
+      </w:r>
       <w:r>
         <w:rPr>
           <w:rStyle w:val="VerbatimChar"/>
         </w:rPr>
-        <w:t xml:space="preserve">________________________________________________________</w:t>
-      </w:r>
-    </w:p>
-    <w:p>
-      <w:pPr>
-        <w:pStyle w:val="Compact"/>
-        <w:numPr>
-          <w:ilvl w:val="0"/>
-          <w:numId w:val="1004"/>
-        </w:numPr>
-      </w:pPr>
-      <w:r>
-        <w:rPr>
-          <w:b/>
-          <w:bCs/>
-        </w:rPr>
-        <w:t xml:space="preserve">How many replicates do you need?</w:t>
-      </w:r>
-      <w:r>
-        <w:t xml:space="preserve"> </w:t>
-      </w:r>
-      <w:r>
-        <w:t xml:space="preserve">Use these values: fast water mean = 75g, slow water mean = 85g, standard deviation = 15g, desired power = 80%.</w:t>
-      </w:r>
-    </w:p>
-    <w:p>
-      <w:pPr>
-        <w:pStyle w:val="SourceCode"/>
-      </w:pPr>
-      <w:r>
-        <w:rPr>
-          <w:rStyle w:val="NormalTok"/>
-        </w:rPr>
-        <w:t xml:space="preserve">fast_mean </w:t>
-      </w:r>
-      <w:r>
-        <w:rPr>
-          <w:rStyle w:val="OtherTok"/>
-        </w:rPr>
-        <w:t xml:space="preserve">&lt;-</w:t>
-      </w:r>
-      <w:r>
-        <w:rPr>
-          <w:rStyle w:val="NormalTok"/>
-        </w:rPr>
-        <w:t xml:space="preserve"> </w:t>
-      </w:r>
-      <w:r>
-        <w:rPr>
-          <w:rStyle w:val="DecValTok"/>
-        </w:rPr>
-        <w:t xml:space="preserve">75</w:t>
-      </w:r>
-      <w:r>
-        <w:br/>
-      </w:r>
-      <w:r>
-        <w:rPr>
-          <w:rStyle w:val="NormalTok"/>
-        </w:rPr>
-        <w:t xml:space="preserve">slow_mean </w:t>
-      </w:r>
-      <w:r>
-        <w:rPr>
-          <w:rStyle w:val="OtherTok"/>
-        </w:rPr>
-        <w:t xml:space="preserve">&lt;-</w:t>
-      </w:r>
-      <w:r>
-        <w:rPr>
-          <w:rStyle w:val="NormalTok"/>
-        </w:rPr>
-        <w:t xml:space="preserve"> </w:t>
-      </w:r>
-      <w:r>
-        <w:rPr>
-          <w:rStyle w:val="DecValTok"/>
-        </w:rPr>
-        <w:t xml:space="preserve">85</w:t>
-      </w:r>
-      <w:r>
-        <w:br/>
-      </w:r>
-      <w:r>
-        <w:rPr>
-          <w:rStyle w:val="NormalTok"/>
-        </w:rPr>
-        <w:t xml:space="preserve">sd_val </w:t>
-      </w:r>
-      <w:r>
-        <w:rPr>
-          <w:rStyle w:val="OtherTok"/>
-        </w:rPr>
-        <w:t xml:space="preserve">&lt;-</w:t>
-      </w:r>
-      <w:r>
-        <w:rPr>
-          <w:rStyle w:val="NormalTok"/>
-        </w:rPr>
-        <w:t xml:space="preserve"> </w:t>
-      </w:r>
-      <w:r>
-        <w:rPr>
-          <w:rStyle w:val="DecValTok"/>
-        </w:rPr>
-        <w:t xml:space="preserve">15</w:t>
-      </w:r>
-      <w:r>
-        <w:br/>
-      </w:r>
-      <w:r>
-        <w:br/>
-      </w:r>
-      <w:r>
-        <w:rPr>
-          <w:rStyle w:val="NormalTok"/>
-        </w:rPr>
-        <w:t xml:space="preserve">effect_size </w:t>
-      </w:r>
-      <w:r>
-        <w:rPr>
-          <w:rStyle w:val="OtherTok"/>
-        </w:rPr>
-        <w:t xml:space="preserve">&lt;-</w:t>
-      </w:r>
-      <w:r>
-        <w:rPr>
-          <w:rStyle w:val="NormalTok"/>
-        </w:rPr>
-        <w:t xml:space="preserve"> </w:t>
-      </w:r>
-      <w:r>
-        <w:rPr>
-          <w:rStyle w:val="FunctionTok"/>
-        </w:rPr>
-        <w:t xml:space="preserve">abs</w:t>
-      </w:r>
-      <w:r>
-        <w:rPr>
-          <w:rStyle w:val="NormalTok"/>
-        </w:rPr>
-        <w:t xml:space="preserve">(slow_mean </w:t>
-      </w:r>
-      <w:r>
-        <w:rPr>
-          <w:rStyle w:val="SpecialCharTok"/>
-        </w:rPr>
-        <w:t xml:space="preserve">-</w:t>
-      </w:r>
-      <w:r>
-        <w:rPr>
-          <w:rStyle w:val="NormalTok"/>
-        </w:rPr>
-        <w:t xml:space="preserve"> fast_mean) </w:t>
-      </w:r>
-      <w:r>
-        <w:rPr>
-          <w:rStyle w:val="SpecialCharTok"/>
-        </w:rPr>
-        <w:t xml:space="preserve">/</w:t>
-      </w:r>
-      <w:r>
-        <w:rPr>
-          <w:rStyle w:val="NormalTok"/>
-        </w:rPr>
-        <w:t xml:space="preserve"> sd_val</w:t>
-      </w:r>
-      <w:r>
-        <w:br/>
-      </w:r>
-      <w:r>
-        <w:br/>
-      </w:r>
-      <w:r>
-        <w:rPr>
-          <w:rStyle w:val="NormalTok"/>
-        </w:rPr>
-        <w:t xml:space="preserve">sample_result </w:t>
-      </w:r>
-      <w:r>
-        <w:rPr>
-          <w:rStyle w:val="OtherTok"/>
-        </w:rPr>
-        <w:t xml:space="preserve">&lt;-</w:t>
-      </w:r>
-      <w:r>
-        <w:rPr>
-          <w:rStyle w:val="NormalTok"/>
-        </w:rPr>
-        <w:t xml:space="preserve"> </w:t>
-      </w:r>
-      <w:r>
-        <w:rPr>
-          <w:rStyle w:val="FunctionTok"/>
-        </w:rPr>
-        <w:t xml:space="preserve">pwr.t.test</w:t>
-      </w:r>
-      <w:r>
-        <w:rPr>
-          <w:rStyle w:val="NormalTok"/>
-        </w:rPr>
-        <w:t xml:space="preserve">(</w:t>
-      </w:r>
-      <w:r>
-        <w:br/>
-      </w:r>
-      <w:r>
-        <w:rPr>
-          <w:rStyle w:val="NormalTok"/>
-        </w:rPr>
-        <w:t xml:space="preserve">  </w:t>
-      </w:r>
-      <w:r>
-        <w:rPr>
-          <w:rStyle w:val="AttributeTok"/>
-        </w:rPr>
-        <w:t xml:space="preserve">d =</w:t>
-      </w:r>
-      <w:r>
-        <w:rPr>
-          <w:rStyle w:val="NormalTok"/>
-        </w:rPr>
-        <w:t xml:space="preserve"> effect_size,</w:t>
-      </w:r>
-      <w:r>
-        <w:br/>
-      </w:r>
-      <w:r>
-        <w:rPr>
-          <w:rStyle w:val="NormalTok"/>
-        </w:rPr>
-        <w:t xml:space="preserve">  </w:t>
-      </w:r>
-      <w:r>
-        <w:rPr>
-          <w:rStyle w:val="AttributeTok"/>
-        </w:rPr>
-        <w:t xml:space="preserve">sig.level =</w:t>
-      </w:r>
-      <w:r>
-        <w:rPr>
-          <w:rStyle w:val="NormalTok"/>
-        </w:rPr>
-        <w:t xml:space="preserve"> </w:t>
-      </w:r>
-      <w:r>
-        <w:rPr>
-          <w:rStyle w:val="FloatTok"/>
-        </w:rPr>
-        <w:t xml:space="preserve">0.05</w:t>
-      </w:r>
-      <w:r>
-        <w:rPr>
-          <w:rStyle w:val="NormalTok"/>
-        </w:rPr>
-        <w:t xml:space="preserve">,</w:t>
-      </w:r>
-      <w:r>
-        <w:br/>
-      </w:r>
-      <w:r>
-        <w:rPr>
-          <w:rStyle w:val="NormalTok"/>
-        </w:rPr>
-        <w:t xml:space="preserve">  </w:t>
-      </w:r>
-      <w:r>
-        <w:rPr>
-          <w:rStyle w:val="AttributeTok"/>
-        </w:rPr>
-        <w:t xml:space="preserve">power =</w:t>
-      </w:r>
-      <w:r>
-        <w:rPr>
-          <w:rStyle w:val="NormalTok"/>
-        </w:rPr>
-        <w:t xml:space="preserve"> </w:t>
-      </w:r>
-      <w:r>
-        <w:rPr>
-          <w:rStyle w:val="FloatTok"/>
-        </w:rPr>
-        <w:t xml:space="preserve">0.8</w:t>
-      </w:r>
-      <w:r>
-        <w:rPr>
-          <w:rStyle w:val="NormalTok"/>
-        </w:rPr>
-        <w:t xml:space="preserve">,</w:t>
-      </w:r>
-      <w:r>
-        <w:br/>
-      </w:r>
-      <w:r>
-        <w:rPr>
-          <w:rStyle w:val="NormalTok"/>
-        </w:rPr>
-        <w:t xml:space="preserve">  </w:t>
-      </w:r>
-      <w:r>
-        <w:rPr>
-          <w:rStyle w:val="AttributeTok"/>
-        </w:rPr>
-        <w:t xml:space="preserve">type =</w:t>
-      </w:r>
-      <w:r>
-        <w:rPr>
-          <w:rStyle w:val="NormalTok"/>
-        </w:rPr>
-        <w:t xml:space="preserve"> </w:t>
-      </w:r>
-      <w:r>
-        <w:rPr>
-          <w:rStyle w:val="StringTok"/>
-        </w:rPr>
-        <w:t xml:space="preserve">"two.sample"</w:t>
-      </w:r>
-      <w:r>
-        <w:rPr>
-          <w:rStyle w:val="NormalTok"/>
-        </w:rPr>
-        <w:t xml:space="preserve">  </w:t>
-      </w:r>
-      <w:r>
-        <w:rPr>
-          <w:rStyle w:val="CommentTok"/>
-        </w:rPr>
-        <w:t xml:space="preserve"># or "paired" if appropriate</w:t>
-      </w:r>
-      <w:r>
-        <w:br/>
-      </w:r>
-      <w:r>
-        <w:rPr>
-          <w:rStyle w:val="NormalTok"/>
-        </w:rPr>
-        <w:t xml:space="preserve">)</w:t>
-      </w:r>
-      <w:r>
-        <w:br/>
-      </w:r>
-      <w:r>
-        <w:rPr>
-          <w:rStyle w:val="NormalTok"/>
-        </w:rPr>
-        <w:t xml:space="preserve">sample_result</w:t>
-      </w:r>
-    </w:p>
-    <w:p>
-      <w:pPr>
-        <w:pStyle w:val="Compact"/>
-        <w:numPr>
-          <w:ilvl w:val="0"/>
-          <w:numId w:val="1005"/>
-        </w:numPr>
-      </w:pPr>
-      <w:r>
-        <w:rPr>
-          <w:b/>
-          <w:bCs/>
-        </w:rPr>
-        <w:t xml:space="preserve">What could cause pseudoreplication in this design?</w:t>
-      </w:r>
-    </w:p>
-    <w:p>
-      <w:pPr>
-        <w:pStyle w:val="SourceCode"/>
-      </w:pPr>
+        <w:t xml:space="preserve">se_mass</w:t>
+      </w:r>
+      <w:r>
+        <w:t xml:space="preserve"> </w:t>
+      </w:r>
+      <w:r>
+        <w:t xml:space="preserve">values in</w:t>
+      </w:r>
+      <w:r>
+        <w:t xml:space="preserve"> </w:t>
+      </w:r>
       <w:r>
         <w:rPr>
           <w:rStyle w:val="VerbatimChar"/>
         </w:rPr>
-        <w:t xml:space="preserve">________________________________________________________</w:t>
-      </w:r>
-    </w:p>
-    <w:p>
-      <w:pPr>
-        <w:pStyle w:val="Compact"/>
-        <w:numPr>
-          <w:ilvl w:val="0"/>
-          <w:numId w:val="1006"/>
-        </w:numPr>
-      </w:pPr>
-      <w:r>
-        <w:rPr>
-          <w:b/>
-          <w:bCs/>
-        </w:rPr>
-        <w:t xml:space="preserve">How would you avoid it?</w:t>
-      </w:r>
-    </w:p>
-    <w:p>
-      <w:pPr>
-        <w:pStyle w:val="SourceCode"/>
-      </w:pPr>
+        <w:t xml:space="preserve">summary_df</w:t>
+      </w:r>
+      <w:r>
+        <w:t xml:space="preserve"> </w:t>
+      </w:r>
+      <w:r>
+        <w:t xml:space="preserve">(fish-level) vs. </w:t>
+      </w:r>
       <w:r>
         <w:rPr>
           <w:rStyle w:val="VerbatimChar"/>
         </w:rPr>
-        <w:t xml:space="preserve">________________________________________________________</w:t>
+        <w:t xml:space="preserve">stream_summary</w:t>
+      </w:r>
+      <w:r>
+        <w:t xml:space="preserve"> </w:t>
+      </w:r>
+      <w:r>
+        <w:t xml:space="preserve">(stream-level). Which is smaller, and why does that make fish-level analysis look artificially more precise?</w:t>
+      </w:r>
+      <w:r>
+        <w:t xml:space="preserve"> </w:t>
+      </w:r>
+      <w:r>
+        <w:rPr>
+          <w:rStyle w:val="VerbatimChar"/>
+        </w:rPr>
+        <w:t xml:space="preserve">________________________</w:t>
       </w:r>
     </w:p>
     <w:tbl>
@@ -6981,7 +6955,7 @@
           </w:tcPr>
           <w:p>
             <w:pPr>
-              <w:pStyle w:val="FirstParagraph"/>
+              <w:pStyle w:val="BodyText"/>
             </w:pPr>
             <w:pPr>
               <w:spacing w:before="0" w:after="0"/>
@@ -7070,6 +7044,664 @@
               <w:t xml:space="preserve"> </w:t>
             </w:r>
             <w:r>
+              <w:t xml:space="preserve">Compare the p-value of</w:t>
+            </w:r>
+            <w:r>
+              <w:t xml:space="preserve"> </w:t>
+            </w:r>
+            <w:r>
+              <w:rPr>
+                <w:rStyle w:val="VerbatimChar"/>
+              </w:rPr>
+              <w:t xml:space="preserve">unpaired_test</w:t>
+            </w:r>
+            <w:r>
+              <w:t xml:space="preserve"> </w:t>
+            </w:r>
+            <w:r>
+              <w:t xml:space="preserve">(Part 6) to</w:t>
+            </w:r>
+            <w:r>
+              <w:t xml:space="preserve"> </w:t>
+            </w:r>
+            <w:r>
+              <w:rPr>
+                <w:rStyle w:val="VerbatimChar"/>
+              </w:rPr>
+              <w:t xml:space="preserve">proper_test</w:t>
+            </w:r>
+            <w:r>
+              <w:t xml:space="preserve"> </w:t>
+            </w:r>
+            <w:r>
+              <w:t xml:space="preserve">(Part 3, which was paired). Which is more powerful for this same data — the paired or unpaired analysis at the stream level?</w:t>
+            </w:r>
+          </w:p>
+          <w:p>
+            <w:pPr>
+              <w:pStyle w:val="SourceCode"/>
+            </w:pPr>
+            <w:r>
+              <w:rPr>
+                <w:rStyle w:val="CommentTok"/>
+              </w:rPr>
+              <w:t xml:space="preserve"># ── Part 6.3 · Alternative Analysis Approaches ──────────────────────────</w:t>
+            </w:r>
+            <w:r>
+              <w:br/>
+            </w:r>
+            <w:r>
+              <w:rPr>
+                <w:rStyle w:val="CommentTok"/>
+              </w:rPr>
+              <w:t xml:space="preserve"># Write your code here:</w:t>
+            </w:r>
+          </w:p>
+          <w:p/>
+        </w:tc>
+      </w:tr>
+    </w:tbl>
+    <w:p>
+      <w:r>
+        <w:pict>
+          <v:rect style="width:0;height:1.5pt" o:hralign="center" o:hrstd="t" o:hr="t"/>
+        </w:pict>
+      </w:r>
+    </w:p>
+    <w:bookmarkEnd w:id="30"/>
+    <w:bookmarkStart w:id="33" w:name="part-7-design-your-own-study"/>
+    <w:p>
+      <w:pPr>
+        <w:pStyle w:val="Heading1"/>
+      </w:pPr>
+      <w:r>
+        <w:t xml:space="preserve">Part 7 · Design Your Own Study</w:t>
+      </w:r>
+    </w:p>
+    <w:p>
+      <w:pPr>
+        <w:pStyle w:val="FirstParagraph"/>
+      </w:pPr>
+      <w:r>
+        <w:rPr>
+          <w:b/>
+          <w:bCs/>
+        </w:rPr>
+        <w:t xml:space="preserve">Scenario:</w:t>
+      </w:r>
+      <w:r>
+        <w:t xml:space="preserve"> </w:t>
+      </w:r>
+      <w:r>
+        <w:t xml:space="preserve">You want to study if fish size differs between fast and slow water areas.</w:t>
+      </w:r>
+    </w:p>
+    <w:p>
+      <w:pPr>
+        <w:pStyle w:val="BodyText"/>
+      </w:pPr>
+      <w:r>
+        <w:rPr>
+          <w:b/>
+          <w:bCs/>
+        </w:rPr>
+        <w:t xml:space="preserve">Design questions:</w:t>
+      </w:r>
+    </w:p>
+    <w:p>
+      <w:pPr>
+        <w:pStyle w:val="Compact"/>
+        <w:numPr>
+          <w:ilvl w:val="0"/>
+          <w:numId w:val="1003"/>
+        </w:numPr>
+      </w:pPr>
+      <w:r>
+        <w:rPr>
+          <w:b/>
+          <w:bCs/>
+        </w:rPr>
+        <w:t xml:space="preserve">What is your experimental unit?</w:t>
+      </w:r>
+    </w:p>
+    <w:p>
+      <w:pPr>
+        <w:pStyle w:val="SourceCode"/>
+      </w:pPr>
+      <w:r>
+        <w:rPr>
+          <w:rStyle w:val="VerbatimChar"/>
+        </w:rPr>
+        <w:t xml:space="preserve">________________________________________________________</w:t>
+      </w:r>
+    </w:p>
+    <w:p>
+      <w:pPr>
+        <w:pStyle w:val="Compact"/>
+        <w:numPr>
+          <w:ilvl w:val="0"/>
+          <w:numId w:val="1004"/>
+        </w:numPr>
+      </w:pPr>
+      <w:r>
+        <w:rPr>
+          <w:b/>
+          <w:bCs/>
+        </w:rPr>
+        <w:t xml:space="preserve">How many replicates do you need?</w:t>
+      </w:r>
+      <w:r>
+        <w:t xml:space="preserve"> </w:t>
+      </w:r>
+      <w:r>
+        <w:t xml:space="preserve">Use these values: fast water mean = 75g, slow water mean = 85g, standard deviation = 15g, desired power = 80%.</w:t>
+      </w:r>
+    </w:p>
+    <w:p>
+      <w:pPr>
+        <w:pStyle w:val="SourceCode"/>
+      </w:pPr>
+      <w:r>
+        <w:rPr>
+          <w:rStyle w:val="CommentTok"/>
+        </w:rPr>
+        <w:t xml:space="preserve"># ── Part 7.1 · Design Your Own Study ────────────────────────────────────</w:t>
+      </w:r>
+      <w:r>
+        <w:br/>
+      </w:r>
+      <w:r>
+        <w:rPr>
+          <w:rStyle w:val="NormalTok"/>
+        </w:rPr>
+        <w:t xml:space="preserve">fast_mean </w:t>
+      </w:r>
+      <w:r>
+        <w:rPr>
+          <w:rStyle w:val="OtherTok"/>
+        </w:rPr>
+        <w:t xml:space="preserve">&lt;-</w:t>
+      </w:r>
+      <w:r>
+        <w:rPr>
+          <w:rStyle w:val="NormalTok"/>
+        </w:rPr>
+        <w:t xml:space="preserve"> </w:t>
+      </w:r>
+      <w:r>
+        <w:rPr>
+          <w:rStyle w:val="DecValTok"/>
+        </w:rPr>
+        <w:t xml:space="preserve">75</w:t>
+      </w:r>
+      <w:r>
+        <w:br/>
+      </w:r>
+      <w:r>
+        <w:rPr>
+          <w:rStyle w:val="NormalTok"/>
+        </w:rPr>
+        <w:t xml:space="preserve">slow_mean </w:t>
+      </w:r>
+      <w:r>
+        <w:rPr>
+          <w:rStyle w:val="OtherTok"/>
+        </w:rPr>
+        <w:t xml:space="preserve">&lt;-</w:t>
+      </w:r>
+      <w:r>
+        <w:rPr>
+          <w:rStyle w:val="NormalTok"/>
+        </w:rPr>
+        <w:t xml:space="preserve"> </w:t>
+      </w:r>
+      <w:r>
+        <w:rPr>
+          <w:rStyle w:val="DecValTok"/>
+        </w:rPr>
+        <w:t xml:space="preserve">85</w:t>
+      </w:r>
+      <w:r>
+        <w:br/>
+      </w:r>
+      <w:r>
+        <w:rPr>
+          <w:rStyle w:val="NormalTok"/>
+        </w:rPr>
+        <w:t xml:space="preserve">sd_val </w:t>
+      </w:r>
+      <w:r>
+        <w:rPr>
+          <w:rStyle w:val="OtherTok"/>
+        </w:rPr>
+        <w:t xml:space="preserve">&lt;-</w:t>
+      </w:r>
+      <w:r>
+        <w:rPr>
+          <w:rStyle w:val="NormalTok"/>
+        </w:rPr>
+        <w:t xml:space="preserve"> </w:t>
+      </w:r>
+      <w:r>
+        <w:rPr>
+          <w:rStyle w:val="DecValTok"/>
+        </w:rPr>
+        <w:t xml:space="preserve">15</w:t>
+      </w:r>
+      <w:r>
+        <w:br/>
+      </w:r>
+      <w:r>
+        <w:br/>
+      </w:r>
+      <w:r>
+        <w:rPr>
+          <w:rStyle w:val="NormalTok"/>
+        </w:rPr>
+        <w:t xml:space="preserve">effect_size </w:t>
+      </w:r>
+      <w:r>
+        <w:rPr>
+          <w:rStyle w:val="OtherTok"/>
+        </w:rPr>
+        <w:t xml:space="preserve">&lt;-</w:t>
+      </w:r>
+      <w:r>
+        <w:rPr>
+          <w:rStyle w:val="NormalTok"/>
+        </w:rPr>
+        <w:t xml:space="preserve"> </w:t>
+      </w:r>
+      <w:r>
+        <w:rPr>
+          <w:rStyle w:val="FunctionTok"/>
+        </w:rPr>
+        <w:t xml:space="preserve">abs</w:t>
+      </w:r>
+      <w:r>
+        <w:rPr>
+          <w:rStyle w:val="NormalTok"/>
+        </w:rPr>
+        <w:t xml:space="preserve">(slow_mean </w:t>
+      </w:r>
+      <w:r>
+        <w:rPr>
+          <w:rStyle w:val="SpecialCharTok"/>
+        </w:rPr>
+        <w:t xml:space="preserve">-</w:t>
+      </w:r>
+      <w:r>
+        <w:rPr>
+          <w:rStyle w:val="NormalTok"/>
+        </w:rPr>
+        <w:t xml:space="preserve"> fast_mean) </w:t>
+      </w:r>
+      <w:r>
+        <w:rPr>
+          <w:rStyle w:val="SpecialCharTok"/>
+        </w:rPr>
+        <w:t xml:space="preserve">/</w:t>
+      </w:r>
+      <w:r>
+        <w:rPr>
+          <w:rStyle w:val="NormalTok"/>
+        </w:rPr>
+        <w:t xml:space="preserve"> sd_val</w:t>
+      </w:r>
+      <w:r>
+        <w:br/>
+      </w:r>
+      <w:r>
+        <w:br/>
+      </w:r>
+      <w:r>
+        <w:rPr>
+          <w:rStyle w:val="NormalTok"/>
+        </w:rPr>
+        <w:t xml:space="preserve">sample_result </w:t>
+      </w:r>
+      <w:r>
+        <w:rPr>
+          <w:rStyle w:val="OtherTok"/>
+        </w:rPr>
+        <w:t xml:space="preserve">&lt;-</w:t>
+      </w:r>
+      <w:r>
+        <w:rPr>
+          <w:rStyle w:val="NormalTok"/>
+        </w:rPr>
+        <w:t xml:space="preserve"> </w:t>
+      </w:r>
+      <w:r>
+        <w:rPr>
+          <w:rStyle w:val="FunctionTok"/>
+        </w:rPr>
+        <w:t xml:space="preserve">pwr.t.test</w:t>
+      </w:r>
+      <w:r>
+        <w:rPr>
+          <w:rStyle w:val="NormalTok"/>
+        </w:rPr>
+        <w:t xml:space="preserve">(</w:t>
+      </w:r>
+      <w:r>
+        <w:br/>
+      </w:r>
+      <w:r>
+        <w:rPr>
+          <w:rStyle w:val="NormalTok"/>
+        </w:rPr>
+        <w:t xml:space="preserve">  </w:t>
+      </w:r>
+      <w:r>
+        <w:rPr>
+          <w:rStyle w:val="AttributeTok"/>
+        </w:rPr>
+        <w:t xml:space="preserve">d =</w:t>
+      </w:r>
+      <w:r>
+        <w:rPr>
+          <w:rStyle w:val="NormalTok"/>
+        </w:rPr>
+        <w:t xml:space="preserve"> effect_size,</w:t>
+      </w:r>
+      <w:r>
+        <w:br/>
+      </w:r>
+      <w:r>
+        <w:rPr>
+          <w:rStyle w:val="NormalTok"/>
+        </w:rPr>
+        <w:t xml:space="preserve">  </w:t>
+      </w:r>
+      <w:r>
+        <w:rPr>
+          <w:rStyle w:val="AttributeTok"/>
+        </w:rPr>
+        <w:t xml:space="preserve">sig.level =</w:t>
+      </w:r>
+      <w:r>
+        <w:rPr>
+          <w:rStyle w:val="NormalTok"/>
+        </w:rPr>
+        <w:t xml:space="preserve"> </w:t>
+      </w:r>
+      <w:r>
+        <w:rPr>
+          <w:rStyle w:val="FloatTok"/>
+        </w:rPr>
+        <w:t xml:space="preserve">0.05</w:t>
+      </w:r>
+      <w:r>
+        <w:rPr>
+          <w:rStyle w:val="NormalTok"/>
+        </w:rPr>
+        <w:t xml:space="preserve">,</w:t>
+      </w:r>
+      <w:r>
+        <w:br/>
+      </w:r>
+      <w:r>
+        <w:rPr>
+          <w:rStyle w:val="NormalTok"/>
+        </w:rPr>
+        <w:t xml:space="preserve">  </w:t>
+      </w:r>
+      <w:r>
+        <w:rPr>
+          <w:rStyle w:val="AttributeTok"/>
+        </w:rPr>
+        <w:t xml:space="preserve">power =</w:t>
+      </w:r>
+      <w:r>
+        <w:rPr>
+          <w:rStyle w:val="NormalTok"/>
+        </w:rPr>
+        <w:t xml:space="preserve"> </w:t>
+      </w:r>
+      <w:r>
+        <w:rPr>
+          <w:rStyle w:val="FloatTok"/>
+        </w:rPr>
+        <w:t xml:space="preserve">0.8</w:t>
+      </w:r>
+      <w:r>
+        <w:rPr>
+          <w:rStyle w:val="NormalTok"/>
+        </w:rPr>
+        <w:t xml:space="preserve">,</w:t>
+      </w:r>
+      <w:r>
+        <w:br/>
+      </w:r>
+      <w:r>
+        <w:rPr>
+          <w:rStyle w:val="NormalTok"/>
+        </w:rPr>
+        <w:t xml:space="preserve">  </w:t>
+      </w:r>
+      <w:r>
+        <w:rPr>
+          <w:rStyle w:val="AttributeTok"/>
+        </w:rPr>
+        <w:t xml:space="preserve">type =</w:t>
+      </w:r>
+      <w:r>
+        <w:rPr>
+          <w:rStyle w:val="NormalTok"/>
+        </w:rPr>
+        <w:t xml:space="preserve"> </w:t>
+      </w:r>
+      <w:r>
+        <w:rPr>
+          <w:rStyle w:val="StringTok"/>
+        </w:rPr>
+        <w:t xml:space="preserve">"two.sample"</w:t>
+      </w:r>
+      <w:r>
+        <w:rPr>
+          <w:rStyle w:val="NormalTok"/>
+        </w:rPr>
+        <w:t xml:space="preserve">  </w:t>
+      </w:r>
+      <w:r>
+        <w:rPr>
+          <w:rStyle w:val="CommentTok"/>
+        </w:rPr>
+        <w:t xml:space="preserve"># or "paired" if appropriate</w:t>
+      </w:r>
+      <w:r>
+        <w:br/>
+      </w:r>
+      <w:r>
+        <w:rPr>
+          <w:rStyle w:val="NormalTok"/>
+        </w:rPr>
+        <w:t xml:space="preserve">)</w:t>
+      </w:r>
+      <w:r>
+        <w:br/>
+      </w:r>
+      <w:r>
+        <w:rPr>
+          <w:rStyle w:val="NormalTok"/>
+        </w:rPr>
+        <w:t xml:space="preserve">sample_result</w:t>
+      </w:r>
+    </w:p>
+    <w:p>
+      <w:pPr>
+        <w:pStyle w:val="Compact"/>
+        <w:numPr>
+          <w:ilvl w:val="0"/>
+          <w:numId w:val="1005"/>
+        </w:numPr>
+      </w:pPr>
+      <w:r>
+        <w:rPr>
+          <w:b/>
+          <w:bCs/>
+        </w:rPr>
+        <w:t xml:space="preserve">What could cause pseudoreplication in this design?</w:t>
+      </w:r>
+    </w:p>
+    <w:p>
+      <w:pPr>
+        <w:pStyle w:val="SourceCode"/>
+      </w:pPr>
+      <w:r>
+        <w:rPr>
+          <w:rStyle w:val="VerbatimChar"/>
+        </w:rPr>
+        <w:t xml:space="preserve">________________________________________________________</w:t>
+      </w:r>
+    </w:p>
+    <w:p>
+      <w:pPr>
+        <w:pStyle w:val="Compact"/>
+        <w:numPr>
+          <w:ilvl w:val="0"/>
+          <w:numId w:val="1006"/>
+        </w:numPr>
+      </w:pPr>
+      <w:r>
+        <w:rPr>
+          <w:b/>
+          <w:bCs/>
+        </w:rPr>
+        <w:t xml:space="preserve">How would you avoid it?</w:t>
+      </w:r>
+    </w:p>
+    <w:p>
+      <w:pPr>
+        <w:pStyle w:val="SourceCode"/>
+      </w:pPr>
+      <w:r>
+        <w:rPr>
+          <w:rStyle w:val="VerbatimChar"/>
+        </w:rPr>
+        <w:t xml:space="preserve">________________________________________________________</w:t>
+      </w:r>
+    </w:p>
+    <w:tbl>
+      <w:tblPr>
+        <w:tblStyle w:val="Table"/>
+        <w:tblLook w:firstRow="0" w:lastRow="0" w:firstColumn="0" w:lastColumn="0" w:noHBand="0" w:noVBand="0" w:val="0000"/>
+        <w:tblBorders>
+          <w:top w:val="single" w:sz="4" w:space="0" w:color="00A047"/>
+          <w:left w:val="single" w:sz="24" w:space="0" w:color="00A047"/>
+          <w:bottom w:val="single" w:sz="4" w:space="0" w:color="00A047"/>
+          <w:right w:val="single" w:sz="4" w:space="0" w:color="00A047"/>
+        </w:tblBorders>
+        <w:tblCellMar>
+          <w:left w:w="144" w:type="dxa"/>
+          <w:right w:w="144" w:type="dxa"/>
+        </w:tblCellMar>
+        <w:tblLook w:firstRow="0" w:lastRow="0" w:firstColumn="0" w:lastColumn="0" w:noHBand="0" w:noVBand="0" w:val="0000"/>
+      </w:tblPr>
+      <w:tr>
+        <w:trPr>
+          <w:cantSplit/>
+        </w:trPr>
+        <w:tc>
+          <w:tcPr>
+            <w:shd w:color="auto" w:fill="ccf1e3" w:val="clear"/>
+            <w:tcMar>
+              <w:top w:w="92" w:type="dxa"/>
+              <w:bottom w:w="92" w:type="dxa"/>
+            </w:tcMar>
+          </w:tcPr>
+          <w:p>
+            <w:pPr>
+              <w:pStyle w:val="FirstParagraph"/>
+            </w:pPr>
+            <w:pPr>
+              <w:spacing w:before="0" w:after="0"/>
+              <w:textAlignment w:val="center"/>
+            </w:pPr>
+            <w:r>
+              <w:drawing>
+                <wp:inline>
+                  <wp:extent cx="152400" cy="152400"/>
+                  <wp:effectExtent b="0" l="0" r="0" t="0"/>
+                  <wp:docPr descr="" title="" id="31" name="Picture"/>
+                  <a:graphic>
+                    <a:graphicData uri="http://schemas.openxmlformats.org/drawingml/2006/picture">
+                      <pic:pic>
+                        <pic:nvPicPr>
+                          <pic:cNvPr descr="/Applications/Positron.app/Contents/Resources/app/quarto/share/formats/docx/tip.png" id="32" name="Picture"/>
+                          <pic:cNvPicPr>
+                            <a:picLocks noChangeArrowheads="1" noChangeAspect="1"/>
+                          </pic:cNvPicPr>
+                        </pic:nvPicPr>
+                        <pic:blipFill>
+                          <a:blip r:embed="rId12"/>
+                          <a:stretch>
+                            <a:fillRect/>
+                          </a:stretch>
+                        </pic:blipFill>
+                        <pic:spPr bwMode="auto">
+                          <a:xfrm>
+                            <a:off x="0" y="0"/>
+                            <a:ext cx="152400" cy="152400"/>
+                          </a:xfrm>
+                          <a:prstGeom prst="rect">
+                            <a:avLst/>
+                          </a:prstGeom>
+                          <a:noFill/>
+                          <a:ln w="9525">
+                            <a:noFill/>
+                            <a:headEnd/>
+                            <a:tailEnd/>
+                          </a:ln>
+                        </pic:spPr>
+                      </pic:pic>
+                    </a:graphicData>
+                  </a:graphic>
+                </wp:inline>
+              </w:drawing>
+            </w:r>
+            <w:r>
+              <w:t xml:space="preserve"> </w:t>
+            </w:r>
+            <w:r>
+              <w:t xml:space="preserve"> </w:t>
+            </w:r>
+            <w:r>
+              <w:t xml:space="preserve">Tip</w:t>
+            </w:r>
+          </w:p>
+        </w:tc>
+      </w:tr>
+      <w:tr>
+        <w:trPr>
+          <w:cantSplit/>
+        </w:trPr>
+        <w:tc>
+          <w:tcPr>
+            <w:tcMar>
+              <w:top w:w="108" w:type="dxa"/>
+              <w:bottom w:w="108" w:type="dxa"/>
+            </w:tcMar>
+          </w:tcPr>
+          <w:p>
+            <w:pPr>
+              <w:pStyle w:val="BodyText"/>
+            </w:pPr>
+            <w:pPr>
+              <w:spacing w:before="16"/>
+            </w:pPr>
+            <w:r>
+              <w:rPr>
+                <w:b/>
+                <w:bCs/>
+              </w:rPr>
+              <w:t xml:space="preserve">🚀 If you finish early:</w:t>
+            </w:r>
+            <w:r>
+              <w:t xml:space="preserve"> </w:t>
+            </w:r>
+            <w:r>
               <w:t xml:space="preserve">If fast and slow water sites can be paired</w:t>
             </w:r>
             <w:r>
@@ -7109,6 +7741,15 @@
               <w:rPr>
                 <w:rStyle w:val="CommentTok"/>
               </w:rPr>
+              <w:t xml:space="preserve"># ── Part 7.2 · Design Your Own Study ────────────────────────────────────</w:t>
+            </w:r>
+            <w:r>
+              <w:br/>
+            </w:r>
+            <w:r>
+              <w:rPr>
+                <w:rStyle w:val="CommentTok"/>
+              </w:rPr>
               <w:t xml:space="preserve"># Write your code here:</w:t>
             </w:r>
           </w:p>
@@ -7123,8 +7764,8 @@
         </w:pict>
       </w:r>
     </w:p>
-    <w:bookmarkEnd w:id="30"/>
-    <w:bookmarkStart w:id="31" w:name="summary"/>
+    <w:bookmarkEnd w:id="33"/>
+    <w:bookmarkStart w:id="34" w:name="summary"/>
     <w:p>
       <w:pPr>
         <w:pStyle w:val="Heading1"/>
@@ -7315,8 +7956,8 @@
         <w:t xml:space="preserve">Ignoring natural pairing in the design</w:t>
       </w:r>
     </w:p>
-    <w:bookmarkEnd w:id="31"/>
-    <w:bookmarkStart w:id="35" w:name="review-and-checkpoint"/>
+    <w:bookmarkEnd w:id="34"/>
+    <w:bookmarkStart w:id="38" w:name="review-and-checkpoint"/>
     <w:p>
       <w:pPr>
         <w:pStyle w:val="Heading1"/>
@@ -7475,18 +8116,18 @@
                 <wp:inline>
                   <wp:extent cx="152400" cy="152400"/>
                   <wp:effectExtent b="0" l="0" r="0" t="0"/>
-                  <wp:docPr descr="" title="" id="33" name="Picture"/>
+                  <wp:docPr descr="" title="" id="36" name="Picture"/>
                   <a:graphic>
                     <a:graphicData uri="http://schemas.openxmlformats.org/drawingml/2006/picture">
                       <pic:pic>
                         <pic:nvPicPr>
-                          <pic:cNvPr descr="/Applications/Positron.app/Contents/Resources/app/quarto/share/formats/docx/note.png" id="34" name="Picture"/>
+                          <pic:cNvPr descr="/Applications/Positron.app/Contents/Resources/app/quarto/share/formats/docx/note.png" id="37" name="Picture"/>
                           <pic:cNvPicPr>
                             <a:picLocks noChangeArrowheads="1" noChangeAspect="1"/>
                           </pic:cNvPicPr>
                         </pic:nvPicPr>
                         <pic:blipFill>
-                          <a:blip r:embed="rId32"/>
+                          <a:blip r:embed="rId35"/>
                           <a:stretch>
                             <a:fillRect/>
                           </a:stretch>
@@ -7620,8 +8261,8 @@
         </w:pict>
       </w:r>
     </w:p>
-    <w:bookmarkEnd w:id="35"/>
-    <w:bookmarkStart w:id="36" w:name="getting-unstuck"/>
+    <w:bookmarkEnd w:id="38"/>
+    <w:bookmarkStart w:id="39" w:name="getting-unstuck"/>
     <w:p>
       <w:pPr>
         <w:pStyle w:val="Heading1"/>
@@ -7829,7 +8470,7 @@
         </w:pict>
       </w:r>
     </w:p>
-    <w:bookmarkEnd w:id="36"/>
+    <w:bookmarkEnd w:id="39"/>
     <w:sectPr>
       <w:pgSz w:h="15840" w:w="12240"/>
       <w:pgMar w:bottom="1440" w:footer="720" w:gutter="0" w:header="720" w:left="1440" w:right="1440" w:top="1440"/>

--- a/docs/content/study_design_sampling/study_design_sampling_activity.docx
+++ b/docs/content/study_design_sampling/study_design_sampling_activity.docx
@@ -10384,7 +10384,7 @@
         <w:bottom w:color="FF0000" w:space="1" w:sz="8" w:val="single"/>
         <w:right w:color="FF0000" w:space="4" w:sz="8" w:val="single"/>
       </w:pBdr>
-      <w:shd w:color="auto" w:fill="auto" w:val="pct15"/>
+      <w:shd w:color="auto" w:fill="FBFBFB" w:val="clear"/>
       <w:spacing w:after="120" w:before="120"/>
       <w:ind w:left="432" w:right="432"/>
     </w:pPr>
@@ -10400,12 +10400,12 @@
     <w:rsid w:val="00771E03"/>
     <w:pPr>
       <w:pBdr>
-        <w:top w:color="auto" w:space="1" w:sz="8" w:val="single"/>
-        <w:left w:color="auto" w:space="4" w:sz="8" w:val="single"/>
-        <w:bottom w:color="auto" w:space="1" w:sz="8" w:val="single"/>
-        <w:right w:color="auto" w:space="4" w:sz="8" w:val="single"/>
+        <w:top w:color="BFBFBF" w:space="1" w:sz="6" w:val="single"/>
+        <w:left w:color="BFBFBF" w:space="4" w:sz="6" w:val="single"/>
+        <w:bottom w:color="BFBFBF" w:space="1" w:sz="6" w:val="single"/>
+        <w:right w:color="BFBFBF" w:space="4" w:sz="6" w:val="single"/>
       </w:pBdr>
-      <w:shd w:color="auto" w:fill="auto" w:val="pct15"/>
+      <w:shd w:color="auto" w:fill="FBFBFB" w:val="clear"/>
       <w:spacing w:after="240" w:before="240"/>
       <w:ind w:left="432" w:right="432"/>
     </w:pPr>
@@ -10420,7 +10420,13 @@
     <w:qFormat/>
     <w:rsid w:val="00771E03"/>
     <w:pPr>
-      <w:shd w:color="auto" w:fill="auto" w:val="pct15"/>
+      <w:pBdr>
+        <w:top w:color="BFBFBF" w:space="1" w:sz="6" w:val="single"/>
+        <w:left w:color="BFBFBF" w:space="4" w:sz="6" w:val="single"/>
+        <w:bottom w:color="BFBFBF" w:space="1" w:sz="6" w:val="single"/>
+        <w:right w:color="BFBFBF" w:space="4" w:sz="6" w:val="single"/>
+      </w:pBdr>
+      <w:shd w:color="auto" w:fill="FBFBFB" w:val="clear"/>
       <w:spacing w:after="240" w:before="240"/>
       <w:ind w:left="432" w:right="432"/>
     </w:pPr>

--- a/docs/content/study_design_sampling/study_design_sampling_activity.docx
+++ b/docs/content/study_design_sampling/study_design_sampling_activity.docx
@@ -2314,9 +2314,11 @@
       <w:r>
         <w:t xml:space="preserve">, does every stream show fish getting larger below the waterfall, or does the pattern vary stream to stream?</w:t>
       </w:r>
-      <w:r>
-        <w:t xml:space="preserve"> </w:t>
-      </w:r>
+    </w:p>
+    <w:p>
+      <w:pPr>
+        <w:pStyle w:val="BodyText"/>
+      </w:pPr>
       <w:r>
         <w:rPr>
           <w:rStyle w:val="VerbatimChar"/>
@@ -2520,7 +2522,7 @@
               <w:rPr>
                 <w:rStyle w:val="CommentTok"/>
               </w:rPr>
-              <w:t xml:space="preserve"># Write your code here:</w:t>
+              <w:t xml:space="preserve"># Write your code in the R script:</w:t>
             </w:r>
           </w:p>
           <w:p/>
@@ -3155,9 +3157,11 @@
       <w:r>
         <w:t xml:space="preserve">. Which one is smaller? Why does pretending fish are independent make the result look more significant than it should?</w:t>
       </w:r>
-      <w:r>
-        <w:t xml:space="preserve"> </w:t>
-      </w:r>
+    </w:p>
+    <w:p>
+      <w:pPr>
+        <w:pStyle w:val="BodyText"/>
+      </w:pPr>
       <w:r>
         <w:rPr>
           <w:rStyle w:val="VerbatimChar"/>
@@ -3331,7 +3335,7 @@
               <w:rPr>
                 <w:rStyle w:val="CommentTok"/>
               </w:rPr>
-              <w:t xml:space="preserve"># Write your code here:</w:t>
+              <w:t xml:space="preserve"># Write your code in the R script:</w:t>
             </w:r>
           </w:p>
           <w:p/>
@@ -3771,9 +3775,11 @@
       <w:r>
         <w:t xml:space="preserve">, how many streams do we need for 80% power?</w:t>
       </w:r>
-      <w:r>
-        <w:t xml:space="preserve"> </w:t>
-      </w:r>
+    </w:p>
+    <w:p>
+      <w:pPr>
+        <w:pStyle w:val="BodyText"/>
+      </w:pPr>
       <w:r>
         <w:rPr>
           <w:rStyle w:val="VerbatimChar"/>
@@ -5177,7 +5183,7 @@
               <w:rPr>
                 <w:rStyle w:val="CommentTok"/>
               </w:rPr>
-              <w:t xml:space="preserve"># Write your code here:</w:t>
+              <w:t xml:space="preserve"># Write your code in the R script:</w:t>
             </w:r>
           </w:p>
           <w:p/>
@@ -5680,9 +5686,11 @@
       <w:r>
         <w:t xml:space="preserve">threshold from lecture?</w:t>
       </w:r>
-      <w:r>
-        <w:t xml:space="preserve"> </w:t>
-      </w:r>
+    </w:p>
+    <w:p>
+      <w:pPr>
+        <w:pStyle w:val="BodyText"/>
+      </w:pPr>
       <w:r>
         <w:rPr>
           <w:rStyle w:val="VerbatimChar"/>
@@ -5984,7 +5992,7 @@
               <w:rPr>
                 <w:rStyle w:val="CommentTok"/>
               </w:rPr>
-              <w:t xml:space="preserve"># Write your code here:</w:t>
+              <w:t xml:space="preserve"># Write your code in the R script:</w:t>
             </w:r>
           </w:p>
           <w:p/>
@@ -6207,7 +6215,7 @@
               <w:rPr>
                 <w:rStyle w:val="CommentTok"/>
               </w:rPr>
-              <w:t xml:space="preserve"># Write your code here:</w:t>
+              <w:t xml:space="preserve"># Write your code in the R script:</w:t>
             </w:r>
           </w:p>
           <w:p/>
@@ -6915,9 +6923,11 @@
       <w:r>
         <w:t xml:space="preserve">(stream-level). Which is smaller, and why does that make fish-level analysis look artificially more precise?</w:t>
       </w:r>
-      <w:r>
-        <w:t xml:space="preserve"> </w:t>
-      </w:r>
+    </w:p>
+    <w:p>
+      <w:pPr>
+        <w:pStyle w:val="BodyText"/>
+      </w:pPr>
       <w:r>
         <w:rPr>
           <w:rStyle w:val="VerbatimChar"/>
@@ -7094,7 +7104,7 @@
               <w:rPr>
                 <w:rStyle w:val="CommentTok"/>
               </w:rPr>
-              <w:t xml:space="preserve"># Write your code here:</w:t>
+              <w:t xml:space="preserve"># Write your code in the R script:</w:t>
             </w:r>
           </w:p>
           <w:p/>
@@ -7750,7 +7760,7 @@
               <w:rPr>
                 <w:rStyle w:val="CommentTok"/>
               </w:rPr>
-              <w:t xml:space="preserve"># Write your code here:</w:t>
+              <w:t xml:space="preserve"># Write your code in the R script:</w:t>
             </w:r>
           </w:p>
           <w:p/>

--- a/docs/content/study_design_sampling/study_design_sampling_activity.docx
+++ b/docs/content/study_design_sampling/study_design_sampling_activity.docx
@@ -3209,7 +3209,7 @@
     </w:rPrDefault>
     <w:pPrDefault>
       <w:pPr>
-        <w:spacing w:before="0"/>
+        <w:spacing w:after="0" w:before="0" w:line="240" w:lineRule="auto"/>
       </w:pPr>
     </w:pPrDefault>
   </w:docDefaults>
